--- a/docs/manuals/dp/DP06-排程作業總覽.docx
+++ b/docs/manuals/dp/DP06-排程作業總覽.docx
@@ -7,6 +7,8 @@
         <w:spacing w:after="0"/>
         <w:jc w:val="center"/>
       </w:pPr>
+      <w:bookmarkStart w:id="0" w:name="_GoBack"/>
+      <w:bookmarkEnd w:id="0"/>
     </w:p>
     <w:p>
       <w:pPr>
@@ -155,7 +157,13 @@
         <w:rPr>
           <w:sz w:val="44"/>
         </w:rPr>
-        <w:t>DP06 排程作業總覽</w:t>
+        <w:t xml:space="preserve">DP06 </w:t>
+      </w:r>
+      <w:r>
+        <w:rPr>
+          <w:sz w:val="44"/>
+        </w:rPr>
+        <w:t>排程作業總覽</w:t>
       </w:r>
     </w:p>
     <w:p>
@@ -191,20 +199,26 @@
     <w:tbl>
       <w:tblPr>
         <w:tblStyle w:val="aff2"/>
-        <w:tblW w:type="auto" w:w="0"/>
+        <w:tblW w:w="0" w:type="auto"/>
         <w:jc w:val="center"/>
-        <w:tblLook w:firstColumn="1" w:firstRow="1" w:lastColumn="0" w:lastRow="0" w:noHBand="0" w:noVBand="1" w:val="04A0"/>
+        <w:tblLook w:val="04A0" w:firstRow="1" w:lastRow="0" w:firstColumn="1" w:lastColumn="0" w:noHBand="0" w:noVBand="1"/>
       </w:tblPr>
       <w:tblGrid>
-        <w:gridCol w:w="4680"/>
-        <w:gridCol w:w="4680"/>
+        <w:gridCol w:w="2160"/>
+        <w:gridCol w:w="3600"/>
       </w:tblGrid>
       <w:tr>
+        <w:trPr>
+          <w:jc w:val="center"/>
+        </w:trPr>
         <w:tc>
           <w:tcPr>
-            <w:tcW w:type="dxa" w:w="2160"/>
+            <w:tcW w:w="2160" w:type="dxa"/>
           </w:tcPr>
           <w:p>
+            <w:pPr>
+              <w:spacing w:before="60" w:after="60"/>
+            </w:pPr>
             <w:r>
               <w:t>版本</w:t>
             </w:r>
@@ -212,9 +226,12 @@
         </w:tc>
         <w:tc>
           <w:tcPr>
-            <w:tcW w:type="dxa" w:w="3600"/>
+            <w:tcW w:w="3600" w:type="dxa"/>
           </w:tcPr>
           <w:p>
+            <w:pPr>
+              <w:spacing w:before="60" w:after="60"/>
+            </w:pPr>
             <w:r>
               <w:t>1.0</w:t>
             </w:r>
@@ -222,11 +239,17 @@
         </w:tc>
       </w:tr>
       <w:tr>
+        <w:trPr>
+          <w:jc w:val="center"/>
+        </w:trPr>
         <w:tc>
           <w:tcPr>
-            <w:tcW w:type="dxa" w:w="2160"/>
+            <w:tcW w:w="2160" w:type="dxa"/>
           </w:tcPr>
           <w:p>
+            <w:pPr>
+              <w:spacing w:before="60" w:after="60"/>
+            </w:pPr>
             <w:r>
               <w:t>建立日期</w:t>
             </w:r>
@@ -234,21 +257,30 @@
         </w:tc>
         <w:tc>
           <w:tcPr>
-            <w:tcW w:type="dxa" w:w="3600"/>
+            <w:tcW w:w="3600" w:type="dxa"/>
           </w:tcPr>
           <w:p>
+            <w:pPr>
+              <w:spacing w:before="60" w:after="60"/>
+            </w:pPr>
             <w:r>
-              <w:t>2026/10/19</w:t>
+              <w:t>2026/10/20</w:t>
             </w:r>
           </w:p>
         </w:tc>
       </w:tr>
       <w:tr>
+        <w:trPr>
+          <w:jc w:val="center"/>
+        </w:trPr>
         <w:tc>
           <w:tcPr>
-            <w:tcW w:type="dxa" w:w="2160"/>
+            <w:tcW w:w="2160" w:type="dxa"/>
           </w:tcPr>
           <w:p>
+            <w:pPr>
+              <w:spacing w:before="60" w:after="60"/>
+            </w:pPr>
             <w:r>
               <w:t>更新日期</w:t>
             </w:r>
@@ -256,19 +288,27 @@
         </w:tc>
         <w:tc>
           <w:tcPr>
-            <w:tcW w:type="dxa" w:w="3600"/>
+            <w:tcW w:w="3600" w:type="dxa"/>
           </w:tcPr>
           <w:p>
-            <w:r/>
+            <w:pPr>
+              <w:spacing w:before="60" w:after="60"/>
+            </w:pPr>
           </w:p>
         </w:tc>
       </w:tr>
       <w:tr>
+        <w:trPr>
+          <w:jc w:val="center"/>
+        </w:trPr>
         <w:tc>
           <w:tcPr>
-            <w:tcW w:type="dxa" w:w="2160"/>
+            <w:tcW w:w="2160" w:type="dxa"/>
           </w:tcPr>
           <w:p>
+            <w:pPr>
+              <w:spacing w:before="60" w:after="60"/>
+            </w:pPr>
             <w:r>
               <w:t>作者</w:t>
             </w:r>
@@ -276,9 +316,12 @@
         </w:tc>
         <w:tc>
           <w:tcPr>
-            <w:tcW w:type="dxa" w:w="3600"/>
+            <w:tcW w:w="3600" w:type="dxa"/>
           </w:tcPr>
           <w:p>
+            <w:pPr>
+              <w:spacing w:before="60" w:after="60"/>
+            </w:pPr>
             <w:r>
               <w:t>朱可棠</w:t>
             </w:r>
@@ -289,31 +332,38 @@
     <w:p>
       <w:pPr>
         <w:pStyle w:val="Heading1NoTOC"/>
-        <w:pageBreakBefore/>
       </w:pPr>
       <w:r>
-        <w:t>文件制/修訂履歷</w:t>
+        <w:lastRenderedPageBreak/>
+        <w:t>文件制</w:t>
+      </w:r>
+      <w:r>
+        <w:t>/</w:t>
+      </w:r>
+      <w:r>
+        <w:t>修訂履歷</w:t>
       </w:r>
     </w:p>
     <w:tbl>
       <w:tblPr>
         <w:tblStyle w:val="aff2"/>
-        <w:tblW w:type="auto" w:w="0"/>
-        <w:tblLook w:firstColumn="1" w:firstRow="1" w:lastColumn="0" w:lastRow="0" w:noHBand="0" w:noVBand="1" w:val="04A0"/>
+        <w:tblW w:w="0" w:type="auto"/>
+        <w:tblLook w:val="04A0" w:firstRow="1" w:lastRow="0" w:firstColumn="1" w:lastColumn="0" w:noHBand="0" w:noVBand="1"/>
       </w:tblPr>
       <w:tblGrid>
-        <w:gridCol w:w="2340"/>
-        <w:gridCol w:w="2340"/>
-        <w:gridCol w:w="2340"/>
-        <w:gridCol w:w="2340"/>
+        <w:gridCol w:w="1151"/>
+        <w:gridCol w:w="1729"/>
+        <w:gridCol w:w="4320"/>
+        <w:gridCol w:w="2160"/>
       </w:tblGrid>
       <w:tr>
         <w:tc>
           <w:tcPr>
-            <w:tcW w:type="dxa" w:w="1151"/>
+            <w:tcW w:w="1151" w:type="dxa"/>
           </w:tcPr>
           <w:p>
             <w:pPr>
+              <w:spacing w:before="60" w:after="60"/>
               <w:jc w:val="center"/>
             </w:pPr>
             <w:r>
@@ -326,10 +376,11 @@
         </w:tc>
         <w:tc>
           <w:tcPr>
-            <w:tcW w:type="dxa" w:w="1729"/>
+            <w:tcW w:w="1729" w:type="dxa"/>
           </w:tcPr>
           <w:p>
             <w:pPr>
+              <w:spacing w:before="60" w:after="60"/>
               <w:jc w:val="center"/>
             </w:pPr>
             <w:r>
@@ -342,10 +393,11 @@
         </w:tc>
         <w:tc>
           <w:tcPr>
-            <w:tcW w:type="dxa" w:w="4320"/>
+            <w:tcW w:w="4320" w:type="dxa"/>
           </w:tcPr>
           <w:p>
             <w:pPr>
+              <w:spacing w:before="60" w:after="60"/>
               <w:jc w:val="center"/>
             </w:pPr>
             <w:r>
@@ -358,10 +410,11 @@
         </w:tc>
         <w:tc>
           <w:tcPr>
-            <w:tcW w:type="dxa" w:w="2160"/>
+            <w:tcW w:w="2160" w:type="dxa"/>
           </w:tcPr>
           <w:p>
             <w:pPr>
+              <w:spacing w:before="60" w:after="60"/>
               <w:jc w:val="center"/>
             </w:pPr>
             <w:r>
@@ -376,10 +429,11 @@
       <w:tr>
         <w:tc>
           <w:tcPr>
-            <w:tcW w:type="dxa" w:w="1151"/>
+            <w:tcW w:w="1151" w:type="dxa"/>
           </w:tcPr>
           <w:p>
             <w:pPr>
+              <w:spacing w:before="60" w:after="60"/>
               <w:jc w:val="center"/>
             </w:pPr>
             <w:r>
@@ -389,22 +443,26 @@
         </w:tc>
         <w:tc>
           <w:tcPr>
-            <w:tcW w:type="dxa" w:w="1729"/>
+            <w:tcW w:w="1729" w:type="dxa"/>
           </w:tcPr>
           <w:p>
             <w:pPr>
+              <w:spacing w:before="60" w:after="60"/>
               <w:jc w:val="center"/>
             </w:pPr>
             <w:r>
-              <w:t>2026/10/19</w:t>
+              <w:t>2026/10/20</w:t>
             </w:r>
           </w:p>
         </w:tc>
         <w:tc>
           <w:tcPr>
-            <w:tcW w:type="dxa" w:w="4320"/>
+            <w:tcW w:w="4320" w:type="dxa"/>
           </w:tcPr>
           <w:p>
+            <w:pPr>
+              <w:spacing w:before="60" w:after="60"/>
+            </w:pPr>
             <w:r>
               <w:t>初次發行</w:t>
             </w:r>
@@ -412,10 +470,11 @@
         </w:tc>
         <w:tc>
           <w:tcPr>
-            <w:tcW w:type="dxa" w:w="2160"/>
+            <w:tcW w:w="2160" w:type="dxa"/>
           </w:tcPr>
           <w:p>
             <w:pPr>
+              <w:spacing w:before="60" w:after="60"/>
               <w:jc w:val="center"/>
             </w:pPr>
             <w:r>
@@ -428,25 +487,905 @@
     <w:p>
       <w:pPr>
         <w:pStyle w:val="Heading1NoTOC"/>
-        <w:pageBreakBefore/>
       </w:pPr>
       <w:r>
+        <w:lastRenderedPageBreak/>
         <w:t>目錄</w:t>
       </w:r>
     </w:p>
     <w:p>
+      <w:pPr>
+        <w:pStyle w:val="14"/>
+        <w:tabs>
+          <w:tab w:val="right" w:leader="dot" w:pos="9350"/>
+        </w:tabs>
+        <w:rPr>
+          <w:rFonts w:asciiTheme="minorHAnsi" w:eastAsiaTheme="minorEastAsia" w:hAnsiTheme="minorHAnsi" w:cstheme="minorBidi"/>
+          <w:noProof/>
+          <w:color w:val="auto"/>
+          <w:kern w:val="2"/>
+          <w:szCs w:val="22"/>
+        </w:rPr>
+      </w:pPr>
       <w:r>
         <w:fldChar w:fldCharType="begin"/>
-        <w:instrText xml:space="preserve">TOC \o "1-2" \h \z \u</w:instrText>
+      </w:r>
+      <w:r>
+        <w:instrText>TOC \o "1-2" \h \z \u</w:instrText>
+      </w:r>
+      <w:r>
         <w:fldChar w:fldCharType="separate"/>
-        <w:t>目錄將於開啟文件時自動更新</w:t>
+      </w:r>
+      <w:hyperlink w:anchor="_Toc243386597" w:history="1">
+        <w:r>
+          <w:rPr>
+            <w:rStyle w:val="affb"/>
+            <w:rFonts w:hint="eastAsia"/>
+            <w:noProof/>
+          </w:rPr>
+          <w:t>壹、作業說明</w:t>
+        </w:r>
+        <w:r>
+          <w:rPr>
+            <w:noProof/>
+            <w:webHidden/>
+          </w:rPr>
+          <w:tab/>
+        </w:r>
+        <w:r>
+          <w:rPr>
+            <w:noProof/>
+            <w:webHidden/>
+          </w:rPr>
+          <w:fldChar w:fldCharType="begin"/>
+        </w:r>
+        <w:r>
+          <w:rPr>
+            <w:noProof/>
+            <w:webHidden/>
+          </w:rPr>
+          <w:instrText xml:space="preserve"> PAGEREF _Toc243386597 \h </w:instrText>
+        </w:r>
+        <w:r>
+          <w:rPr>
+            <w:noProof/>
+            <w:webHidden/>
+          </w:rPr>
+        </w:r>
+        <w:r>
+          <w:rPr>
+            <w:noProof/>
+            <w:webHidden/>
+          </w:rPr>
+          <w:fldChar w:fldCharType="separate"/>
+        </w:r>
+        <w:r>
+          <w:rPr>
+            <w:noProof/>
+            <w:webHidden/>
+          </w:rPr>
+          <w:t>1</w:t>
+        </w:r>
+        <w:r>
+          <w:rPr>
+            <w:noProof/>
+            <w:webHidden/>
+          </w:rPr>
+          <w:fldChar w:fldCharType="end"/>
+        </w:r>
+      </w:hyperlink>
+    </w:p>
+    <w:p>
+      <w:pPr>
+        <w:pStyle w:val="2a"/>
+        <w:tabs>
+          <w:tab w:val="right" w:leader="dot" w:pos="9350"/>
+        </w:tabs>
+        <w:rPr>
+          <w:rFonts w:asciiTheme="minorHAnsi" w:eastAsiaTheme="minorEastAsia" w:hAnsiTheme="minorHAnsi" w:cstheme="minorBidi"/>
+          <w:noProof/>
+          <w:color w:val="auto"/>
+          <w:kern w:val="2"/>
+          <w:szCs w:val="22"/>
+        </w:rPr>
+      </w:pPr>
+      <w:hyperlink w:anchor="_Toc243386598" w:history="1">
+        <w:r>
+          <w:rPr>
+            <w:rStyle w:val="affb"/>
+            <w:rFonts w:hint="eastAsia"/>
+            <w:noProof/>
+          </w:rPr>
+          <w:t>一、使用情境</w:t>
+        </w:r>
+        <w:r>
+          <w:rPr>
+            <w:noProof/>
+            <w:webHidden/>
+          </w:rPr>
+          <w:tab/>
+        </w:r>
+        <w:r>
+          <w:rPr>
+            <w:noProof/>
+            <w:webHidden/>
+          </w:rPr>
+          <w:fldChar w:fldCharType="begin"/>
+        </w:r>
+        <w:r>
+          <w:rPr>
+            <w:noProof/>
+            <w:webHidden/>
+          </w:rPr>
+          <w:instrText xml:space="preserve"> PAGEREF _Toc243386598 \h </w:instrText>
+        </w:r>
+        <w:r>
+          <w:rPr>
+            <w:noProof/>
+            <w:webHidden/>
+          </w:rPr>
+        </w:r>
+        <w:r>
+          <w:rPr>
+            <w:noProof/>
+            <w:webHidden/>
+          </w:rPr>
+          <w:fldChar w:fldCharType="separate"/>
+        </w:r>
+        <w:r>
+          <w:rPr>
+            <w:noProof/>
+            <w:webHidden/>
+          </w:rPr>
+          <w:t>1</w:t>
+        </w:r>
+        <w:r>
+          <w:rPr>
+            <w:noProof/>
+            <w:webHidden/>
+          </w:rPr>
+          <w:fldChar w:fldCharType="end"/>
+        </w:r>
+      </w:hyperlink>
+    </w:p>
+    <w:p>
+      <w:pPr>
+        <w:pStyle w:val="2a"/>
+        <w:tabs>
+          <w:tab w:val="right" w:leader="dot" w:pos="9350"/>
+        </w:tabs>
+        <w:rPr>
+          <w:rFonts w:asciiTheme="minorHAnsi" w:eastAsiaTheme="minorEastAsia" w:hAnsiTheme="minorHAnsi" w:cstheme="minorBidi"/>
+          <w:noProof/>
+          <w:color w:val="auto"/>
+          <w:kern w:val="2"/>
+          <w:szCs w:val="22"/>
+        </w:rPr>
+      </w:pPr>
+      <w:hyperlink w:anchor="_Toc243386599" w:history="1">
+        <w:r>
+          <w:rPr>
+            <w:rStyle w:val="affb"/>
+            <w:rFonts w:hint="eastAsia"/>
+            <w:noProof/>
+          </w:rPr>
+          <w:t>二、進入路徑</w:t>
+        </w:r>
+        <w:r>
+          <w:rPr>
+            <w:noProof/>
+            <w:webHidden/>
+          </w:rPr>
+          <w:tab/>
+        </w:r>
+        <w:r>
+          <w:rPr>
+            <w:noProof/>
+            <w:webHidden/>
+          </w:rPr>
+          <w:fldChar w:fldCharType="begin"/>
+        </w:r>
+        <w:r>
+          <w:rPr>
+            <w:noProof/>
+            <w:webHidden/>
+          </w:rPr>
+          <w:instrText xml:space="preserve"> PAGEREF _Toc243386599 \h </w:instrText>
+        </w:r>
+        <w:r>
+          <w:rPr>
+            <w:noProof/>
+            <w:webHidden/>
+          </w:rPr>
+        </w:r>
+        <w:r>
+          <w:rPr>
+            <w:noProof/>
+            <w:webHidden/>
+          </w:rPr>
+          <w:fldChar w:fldCharType="separate"/>
+        </w:r>
+        <w:r>
+          <w:rPr>
+            <w:noProof/>
+            <w:webHidden/>
+          </w:rPr>
+          <w:t>1</w:t>
+        </w:r>
+        <w:r>
+          <w:rPr>
+            <w:noProof/>
+            <w:webHidden/>
+          </w:rPr>
+          <w:fldChar w:fldCharType="end"/>
+        </w:r>
+      </w:hyperlink>
+    </w:p>
+    <w:p>
+      <w:pPr>
+        <w:pStyle w:val="14"/>
+        <w:tabs>
+          <w:tab w:val="right" w:leader="dot" w:pos="9350"/>
+        </w:tabs>
+        <w:rPr>
+          <w:rFonts w:asciiTheme="minorHAnsi" w:eastAsiaTheme="minorEastAsia" w:hAnsiTheme="minorHAnsi" w:cstheme="minorBidi"/>
+          <w:noProof/>
+          <w:color w:val="auto"/>
+          <w:kern w:val="2"/>
+          <w:szCs w:val="22"/>
+        </w:rPr>
+      </w:pPr>
+      <w:hyperlink w:anchor="_Toc243386600" w:history="1">
+        <w:r>
+          <w:rPr>
+            <w:rStyle w:val="affb"/>
+            <w:rFonts w:hint="eastAsia"/>
+            <w:noProof/>
+          </w:rPr>
+          <w:t>貳、操作說明</w:t>
+        </w:r>
+        <w:r>
+          <w:rPr>
+            <w:noProof/>
+            <w:webHidden/>
+          </w:rPr>
+          <w:tab/>
+        </w:r>
+        <w:r>
+          <w:rPr>
+            <w:noProof/>
+            <w:webHidden/>
+          </w:rPr>
+          <w:fldChar w:fldCharType="begin"/>
+        </w:r>
+        <w:r>
+          <w:rPr>
+            <w:noProof/>
+            <w:webHidden/>
+          </w:rPr>
+          <w:instrText xml:space="preserve"> PAGEREF _Toc243386600 \h </w:instrText>
+        </w:r>
+        <w:r>
+          <w:rPr>
+            <w:noProof/>
+            <w:webHidden/>
+          </w:rPr>
+        </w:r>
+        <w:r>
+          <w:rPr>
+            <w:noProof/>
+            <w:webHidden/>
+          </w:rPr>
+          <w:fldChar w:fldCharType="separate"/>
+        </w:r>
+        <w:r>
+          <w:rPr>
+            <w:noProof/>
+            <w:webHidden/>
+          </w:rPr>
+          <w:t>2</w:t>
+        </w:r>
+        <w:r>
+          <w:rPr>
+            <w:noProof/>
+            <w:webHidden/>
+          </w:rPr>
+          <w:fldChar w:fldCharType="end"/>
+        </w:r>
+      </w:hyperlink>
+    </w:p>
+    <w:p>
+      <w:pPr>
+        <w:pStyle w:val="2a"/>
+        <w:tabs>
+          <w:tab w:val="right" w:leader="dot" w:pos="9350"/>
+        </w:tabs>
+        <w:rPr>
+          <w:rFonts w:asciiTheme="minorHAnsi" w:eastAsiaTheme="minorEastAsia" w:hAnsiTheme="minorHAnsi" w:cstheme="minorBidi"/>
+          <w:noProof/>
+          <w:color w:val="auto"/>
+          <w:kern w:val="2"/>
+          <w:szCs w:val="22"/>
+        </w:rPr>
+      </w:pPr>
+      <w:hyperlink w:anchor="_Toc243386601" w:history="1">
+        <w:r>
+          <w:rPr>
+            <w:rStyle w:val="affb"/>
+            <w:rFonts w:hint="eastAsia"/>
+            <w:noProof/>
+          </w:rPr>
+          <w:t>一、畫面與前置設定</w:t>
+        </w:r>
+        <w:r>
+          <w:rPr>
+            <w:noProof/>
+            <w:webHidden/>
+          </w:rPr>
+          <w:tab/>
+        </w:r>
+        <w:r>
+          <w:rPr>
+            <w:noProof/>
+            <w:webHidden/>
+          </w:rPr>
+          <w:fldChar w:fldCharType="begin"/>
+        </w:r>
+        <w:r>
+          <w:rPr>
+            <w:noProof/>
+            <w:webHidden/>
+          </w:rPr>
+          <w:instrText xml:space="preserve"> PAGEREF _Toc243386601 \h </w:instrText>
+        </w:r>
+        <w:r>
+          <w:rPr>
+            <w:noProof/>
+            <w:webHidden/>
+          </w:rPr>
+        </w:r>
+        <w:r>
+          <w:rPr>
+            <w:noProof/>
+            <w:webHidden/>
+          </w:rPr>
+          <w:fldChar w:fldCharType="separate"/>
+        </w:r>
+        <w:r>
+          <w:rPr>
+            <w:noProof/>
+            <w:webHidden/>
+          </w:rPr>
+          <w:t>2</w:t>
+        </w:r>
+        <w:r>
+          <w:rPr>
+            <w:noProof/>
+            <w:webHidden/>
+          </w:rPr>
+          <w:fldChar w:fldCharType="end"/>
+        </w:r>
+      </w:hyperlink>
+    </w:p>
+    <w:p>
+      <w:pPr>
+        <w:pStyle w:val="2a"/>
+        <w:tabs>
+          <w:tab w:val="right" w:leader="dot" w:pos="9350"/>
+        </w:tabs>
+        <w:rPr>
+          <w:rFonts w:asciiTheme="minorHAnsi" w:eastAsiaTheme="minorEastAsia" w:hAnsiTheme="minorHAnsi" w:cstheme="minorBidi"/>
+          <w:noProof/>
+          <w:color w:val="auto"/>
+          <w:kern w:val="2"/>
+          <w:szCs w:val="22"/>
+        </w:rPr>
+      </w:pPr>
+      <w:hyperlink w:anchor="_Toc243386602" w:history="1">
+        <w:r>
+          <w:rPr>
+            <w:rStyle w:val="affb"/>
+            <w:rFonts w:hint="eastAsia"/>
+            <w:noProof/>
+          </w:rPr>
+          <w:t>二、檢視執行歷程</w:t>
+        </w:r>
+        <w:r>
+          <w:rPr>
+            <w:noProof/>
+            <w:webHidden/>
+          </w:rPr>
+          <w:tab/>
+        </w:r>
+        <w:r>
+          <w:rPr>
+            <w:noProof/>
+            <w:webHidden/>
+          </w:rPr>
+          <w:fldChar w:fldCharType="begin"/>
+        </w:r>
+        <w:r>
+          <w:rPr>
+            <w:noProof/>
+            <w:webHidden/>
+          </w:rPr>
+          <w:instrText xml:space="preserve"> PAGEREF _Toc243386602 \h </w:instrText>
+        </w:r>
+        <w:r>
+          <w:rPr>
+            <w:noProof/>
+            <w:webHidden/>
+          </w:rPr>
+        </w:r>
+        <w:r>
+          <w:rPr>
+            <w:noProof/>
+            <w:webHidden/>
+          </w:rPr>
+          <w:fldChar w:fldCharType="separate"/>
+        </w:r>
+        <w:r>
+          <w:rPr>
+            <w:noProof/>
+            <w:webHidden/>
+          </w:rPr>
+          <w:t>2</w:t>
+        </w:r>
+        <w:r>
+          <w:rPr>
+            <w:noProof/>
+            <w:webHidden/>
+          </w:rPr>
+          <w:fldChar w:fldCharType="end"/>
+        </w:r>
+      </w:hyperlink>
+    </w:p>
+    <w:p>
+      <w:pPr>
+        <w:pStyle w:val="2a"/>
+        <w:tabs>
+          <w:tab w:val="right" w:leader="dot" w:pos="9350"/>
+        </w:tabs>
+        <w:rPr>
+          <w:rFonts w:asciiTheme="minorHAnsi" w:eastAsiaTheme="minorEastAsia" w:hAnsiTheme="minorHAnsi" w:cstheme="minorBidi"/>
+          <w:noProof/>
+          <w:color w:val="auto"/>
+          <w:kern w:val="2"/>
+          <w:szCs w:val="22"/>
+        </w:rPr>
+      </w:pPr>
+      <w:hyperlink w:anchor="_Toc243386603" w:history="1">
+        <w:r>
+          <w:rPr>
+            <w:rStyle w:val="affb"/>
+            <w:rFonts w:hint="eastAsia"/>
+            <w:noProof/>
+          </w:rPr>
+          <w:t>三、調整執行時點</w:t>
+        </w:r>
+        <w:r>
+          <w:rPr>
+            <w:noProof/>
+            <w:webHidden/>
+          </w:rPr>
+          <w:tab/>
+        </w:r>
+        <w:r>
+          <w:rPr>
+            <w:noProof/>
+            <w:webHidden/>
+          </w:rPr>
+          <w:fldChar w:fldCharType="begin"/>
+        </w:r>
+        <w:r>
+          <w:rPr>
+            <w:noProof/>
+            <w:webHidden/>
+          </w:rPr>
+          <w:instrText xml:space="preserve"> PAGEREF _Toc243386603 \h </w:instrText>
+        </w:r>
+        <w:r>
+          <w:rPr>
+            <w:noProof/>
+            <w:webHidden/>
+          </w:rPr>
+        </w:r>
+        <w:r>
+          <w:rPr>
+            <w:noProof/>
+            <w:webHidden/>
+          </w:rPr>
+          <w:fldChar w:fldCharType="separate"/>
+        </w:r>
+        <w:r>
+          <w:rPr>
+            <w:noProof/>
+            <w:webHidden/>
+          </w:rPr>
+          <w:t>3</w:t>
+        </w:r>
+        <w:r>
+          <w:rPr>
+            <w:noProof/>
+            <w:webHidden/>
+          </w:rPr>
+          <w:fldChar w:fldCharType="end"/>
+        </w:r>
+      </w:hyperlink>
+    </w:p>
+    <w:p>
+      <w:pPr>
+        <w:pStyle w:val="2a"/>
+        <w:tabs>
+          <w:tab w:val="right" w:leader="dot" w:pos="9350"/>
+        </w:tabs>
+        <w:rPr>
+          <w:rFonts w:asciiTheme="minorHAnsi" w:eastAsiaTheme="minorEastAsia" w:hAnsiTheme="minorHAnsi" w:cstheme="minorBidi"/>
+          <w:noProof/>
+          <w:color w:val="auto"/>
+          <w:kern w:val="2"/>
+          <w:szCs w:val="22"/>
+        </w:rPr>
+      </w:pPr>
+      <w:hyperlink w:anchor="_Toc243386604" w:history="1">
+        <w:r>
+          <w:rPr>
+            <w:rStyle w:val="affb"/>
+            <w:rFonts w:hint="eastAsia"/>
+            <w:noProof/>
+          </w:rPr>
+          <w:t>四、暫停與恢復排程</w:t>
+        </w:r>
+        <w:r>
+          <w:rPr>
+            <w:noProof/>
+            <w:webHidden/>
+          </w:rPr>
+          <w:tab/>
+        </w:r>
+        <w:r>
+          <w:rPr>
+            <w:noProof/>
+            <w:webHidden/>
+          </w:rPr>
+          <w:fldChar w:fldCharType="begin"/>
+        </w:r>
+        <w:r>
+          <w:rPr>
+            <w:noProof/>
+            <w:webHidden/>
+          </w:rPr>
+          <w:instrText xml:space="preserve"> PAGEREF _Toc243386604 \h </w:instrText>
+        </w:r>
+        <w:r>
+          <w:rPr>
+            <w:noProof/>
+            <w:webHidden/>
+          </w:rPr>
+        </w:r>
+        <w:r>
+          <w:rPr>
+            <w:noProof/>
+            <w:webHidden/>
+          </w:rPr>
+          <w:fldChar w:fldCharType="separate"/>
+        </w:r>
+        <w:r>
+          <w:rPr>
+            <w:noProof/>
+            <w:webHidden/>
+          </w:rPr>
+          <w:t>4</w:t>
+        </w:r>
+        <w:r>
+          <w:rPr>
+            <w:noProof/>
+            <w:webHidden/>
+          </w:rPr>
+          <w:fldChar w:fldCharType="end"/>
+        </w:r>
+      </w:hyperlink>
+    </w:p>
+    <w:p>
+      <w:pPr>
+        <w:pStyle w:val="2a"/>
+        <w:tabs>
+          <w:tab w:val="right" w:leader="dot" w:pos="9350"/>
+        </w:tabs>
+        <w:rPr>
+          <w:rFonts w:asciiTheme="minorHAnsi" w:eastAsiaTheme="minorEastAsia" w:hAnsiTheme="minorHAnsi" w:cstheme="minorBidi"/>
+          <w:noProof/>
+          <w:color w:val="auto"/>
+          <w:kern w:val="2"/>
+          <w:szCs w:val="22"/>
+        </w:rPr>
+      </w:pPr>
+      <w:hyperlink w:anchor="_Toc243386605" w:history="1">
+        <w:r>
+          <w:rPr>
+            <w:rStyle w:val="affb"/>
+            <w:rFonts w:hint="eastAsia"/>
+            <w:noProof/>
+          </w:rPr>
+          <w:t>五、修改作業名稱與說明</w:t>
+        </w:r>
+        <w:r>
+          <w:rPr>
+            <w:noProof/>
+            <w:webHidden/>
+          </w:rPr>
+          <w:tab/>
+        </w:r>
+        <w:r>
+          <w:rPr>
+            <w:noProof/>
+            <w:webHidden/>
+          </w:rPr>
+          <w:fldChar w:fldCharType="begin"/>
+        </w:r>
+        <w:r>
+          <w:rPr>
+            <w:noProof/>
+            <w:webHidden/>
+          </w:rPr>
+          <w:instrText xml:space="preserve"> PAGEREF _Toc243386605 \h </w:instrText>
+        </w:r>
+        <w:r>
+          <w:rPr>
+            <w:noProof/>
+            <w:webHidden/>
+          </w:rPr>
+        </w:r>
+        <w:r>
+          <w:rPr>
+            <w:noProof/>
+            <w:webHidden/>
+          </w:rPr>
+          <w:fldChar w:fldCharType="separate"/>
+        </w:r>
+        <w:r>
+          <w:rPr>
+            <w:noProof/>
+            <w:webHidden/>
+          </w:rPr>
+          <w:t>4</w:t>
+        </w:r>
+        <w:r>
+          <w:rPr>
+            <w:noProof/>
+            <w:webHidden/>
+          </w:rPr>
+          <w:fldChar w:fldCharType="end"/>
+        </w:r>
+      </w:hyperlink>
+    </w:p>
+    <w:p>
+      <w:pPr>
+        <w:pStyle w:val="14"/>
+        <w:tabs>
+          <w:tab w:val="right" w:leader="dot" w:pos="9350"/>
+        </w:tabs>
+        <w:rPr>
+          <w:rFonts w:asciiTheme="minorHAnsi" w:eastAsiaTheme="minorEastAsia" w:hAnsiTheme="minorHAnsi" w:cstheme="minorBidi"/>
+          <w:noProof/>
+          <w:color w:val="auto"/>
+          <w:kern w:val="2"/>
+          <w:szCs w:val="22"/>
+        </w:rPr>
+      </w:pPr>
+      <w:hyperlink w:anchor="_Toc243386606" w:history="1">
+        <w:r>
+          <w:rPr>
+            <w:rStyle w:val="affb"/>
+            <w:rFonts w:hint="eastAsia"/>
+            <w:noProof/>
+          </w:rPr>
+          <w:t>參、常見訊息與處置</w:t>
+        </w:r>
+        <w:r>
+          <w:rPr>
+            <w:noProof/>
+            <w:webHidden/>
+          </w:rPr>
+          <w:tab/>
+        </w:r>
+        <w:r>
+          <w:rPr>
+            <w:noProof/>
+            <w:webHidden/>
+          </w:rPr>
+          <w:fldChar w:fldCharType="begin"/>
+        </w:r>
+        <w:r>
+          <w:rPr>
+            <w:noProof/>
+            <w:webHidden/>
+          </w:rPr>
+          <w:instrText xml:space="preserve"> PAGEREF _Toc243386606 \h </w:instrText>
+        </w:r>
+        <w:r>
+          <w:rPr>
+            <w:noProof/>
+            <w:webHidden/>
+          </w:rPr>
+        </w:r>
+        <w:r>
+          <w:rPr>
+            <w:noProof/>
+            <w:webHidden/>
+          </w:rPr>
+          <w:fldChar w:fldCharType="separate"/>
+        </w:r>
+        <w:r>
+          <w:rPr>
+            <w:noProof/>
+            <w:webHidden/>
+          </w:rPr>
+          <w:t>5</w:t>
+        </w:r>
+        <w:r>
+          <w:rPr>
+            <w:noProof/>
+            <w:webHidden/>
+          </w:rPr>
+          <w:fldChar w:fldCharType="end"/>
+        </w:r>
+      </w:hyperlink>
+    </w:p>
+    <w:p>
+      <w:pPr>
+        <w:pStyle w:val="2a"/>
+        <w:tabs>
+          <w:tab w:val="right" w:leader="dot" w:pos="9350"/>
+        </w:tabs>
+        <w:rPr>
+          <w:rFonts w:asciiTheme="minorHAnsi" w:eastAsiaTheme="minorEastAsia" w:hAnsiTheme="minorHAnsi" w:cstheme="minorBidi"/>
+          <w:noProof/>
+          <w:color w:val="auto"/>
+          <w:kern w:val="2"/>
+          <w:szCs w:val="22"/>
+        </w:rPr>
+      </w:pPr>
+      <w:hyperlink w:anchor="_Toc243386607" w:history="1">
+        <w:r>
+          <w:rPr>
+            <w:rStyle w:val="affb"/>
+            <w:rFonts w:hint="eastAsia"/>
+            <w:noProof/>
+          </w:rPr>
+          <w:t>一、被擋下（動作沒有完成）</w:t>
+        </w:r>
+        <w:r>
+          <w:rPr>
+            <w:noProof/>
+            <w:webHidden/>
+          </w:rPr>
+          <w:tab/>
+        </w:r>
+        <w:r>
+          <w:rPr>
+            <w:noProof/>
+            <w:webHidden/>
+          </w:rPr>
+          <w:fldChar w:fldCharType="begin"/>
+        </w:r>
+        <w:r>
+          <w:rPr>
+            <w:noProof/>
+            <w:webHidden/>
+          </w:rPr>
+          <w:instrText xml:space="preserve"> PAGEREF _Toc243386607 \h </w:instrText>
+        </w:r>
+        <w:r>
+          <w:rPr>
+            <w:noProof/>
+            <w:webHidden/>
+          </w:rPr>
+        </w:r>
+        <w:r>
+          <w:rPr>
+            <w:noProof/>
+            <w:webHidden/>
+          </w:rPr>
+          <w:fldChar w:fldCharType="separate"/>
+        </w:r>
+        <w:r>
+          <w:rPr>
+            <w:noProof/>
+            <w:webHidden/>
+          </w:rPr>
+          <w:t>5</w:t>
+        </w:r>
+        <w:r>
+          <w:rPr>
+            <w:noProof/>
+            <w:webHidden/>
+          </w:rPr>
+          <w:fldChar w:fldCharType="end"/>
+        </w:r>
+      </w:hyperlink>
+    </w:p>
+    <w:p>
+      <w:pPr>
+        <w:pStyle w:val="2a"/>
+        <w:tabs>
+          <w:tab w:val="right" w:leader="dot" w:pos="9350"/>
+        </w:tabs>
+        <w:rPr>
+          <w:rFonts w:asciiTheme="minorHAnsi" w:eastAsiaTheme="minorEastAsia" w:hAnsiTheme="minorHAnsi" w:cstheme="minorBidi"/>
+          <w:noProof/>
+          <w:color w:val="auto"/>
+          <w:kern w:val="2"/>
+          <w:szCs w:val="22"/>
+        </w:rPr>
+      </w:pPr>
+      <w:hyperlink w:anchor="_Toc243386608" w:history="1">
+        <w:r>
+          <w:rPr>
+            <w:rStyle w:val="affb"/>
+            <w:rFonts w:hint="eastAsia"/>
+            <w:noProof/>
+          </w:rPr>
+          <w:t>二、其他情況</w:t>
+        </w:r>
+        <w:r>
+          <w:rPr>
+            <w:noProof/>
+            <w:webHidden/>
+          </w:rPr>
+          <w:tab/>
+        </w:r>
+        <w:r>
+          <w:rPr>
+            <w:noProof/>
+            <w:webHidden/>
+          </w:rPr>
+          <w:fldChar w:fldCharType="begin"/>
+        </w:r>
+        <w:r>
+          <w:rPr>
+            <w:noProof/>
+            <w:webHidden/>
+          </w:rPr>
+          <w:instrText xml:space="preserve"> PAGEREF _Toc243386608 \h </w:instrText>
+        </w:r>
+        <w:r>
+          <w:rPr>
+            <w:noProof/>
+            <w:webHidden/>
+          </w:rPr>
+        </w:r>
+        <w:r>
+          <w:rPr>
+            <w:noProof/>
+            <w:webHidden/>
+          </w:rPr>
+          <w:fldChar w:fldCharType="separate"/>
+        </w:r>
+        <w:r>
+          <w:rPr>
+            <w:noProof/>
+            <w:webHidden/>
+          </w:rPr>
+          <w:t>5</w:t>
+        </w:r>
+        <w:r>
+          <w:rPr>
+            <w:noProof/>
+            <w:webHidden/>
+          </w:rPr>
+          <w:fldChar w:fldCharType="end"/>
+        </w:r>
+      </w:hyperlink>
+    </w:p>
+    <w:p>
+      <w:r>
         <w:fldChar w:fldCharType="end"/>
       </w:r>
     </w:p>
     <w:p>
       <w:pPr>
         <w:sectPr>
-          <w:footerReference w:type="default" r:id="rId8"/>
           <w:pgSz w:w="12240" w:h="15840"/>
           <w:pgMar w:top="1440" w:right="1440" w:bottom="1440" w:left="1440" w:header="720" w:footer="720" w:gutter="0"/>
           <w:cols w:space="720"/>
@@ -458,20 +1397,26 @@
       <w:pPr>
         <w:pStyle w:val="1"/>
       </w:pPr>
+      <w:bookmarkStart w:id="1" w:name="_Toc243386597"/>
       <w:r>
+        <w:lastRenderedPageBreak/>
         <w:t>壹、作業說明</w:t>
       </w:r>
+      <w:bookmarkEnd w:id="1"/>
     </w:p>
     <w:p>
       <w:pPr>
         <w:pStyle w:val="2"/>
       </w:pPr>
+      <w:bookmarkStart w:id="2" w:name="_Toc243386598"/>
       <w:r>
         <w:t>一、使用情境</w:t>
       </w:r>
+      <w:bookmarkEnd w:id="2"/>
     </w:p>
     <w:p>
       <w:pPr>
+        <w:keepNext/>
         <w:ind w:firstLine="482"/>
       </w:pPr>
       <w:r>
@@ -490,26 +1435,23 @@
     <w:tbl>
       <w:tblPr>
         <w:tblStyle w:val="aff2"/>
-        <w:tblW w:type="auto" w:w="0"/>
+        <w:tblW w:w="0" w:type="auto"/>
         <w:tblLayout w:type="fixed"/>
-        <w:tblLook w:firstColumn="1" w:firstRow="1" w:lastColumn="0" w:lastRow="0" w:noHBand="0" w:noVBand="1" w:val="04A0"/>
-        <w:tblLayout w:type="fixed"/>
+        <w:tblLook w:val="04A0" w:firstRow="1" w:lastRow="0" w:firstColumn="1" w:lastColumn="0" w:noHBand="0" w:noVBand="1"/>
       </w:tblPr>
       <w:tblGrid>
-        <w:gridCol w:w="4680"/>
-        <w:gridCol w:w="4680"/>
+        <w:gridCol w:w="3539"/>
+        <w:gridCol w:w="5821"/>
       </w:tblGrid>
       <w:tr>
         <w:tc>
           <w:tcPr>
-            <w:tcW w:type="dxa" w:w="3539"/>
+            <w:tcW w:w="3539" w:type="dxa"/>
           </w:tcPr>
           <w:p>
-            <w:r>
-              <w:rPr>
-                <w:b/>
-              </w:rPr>
-            </w:r>
+            <w:pPr>
+              <w:spacing w:before="60" w:after="60"/>
+            </w:pPr>
             <w:r>
               <w:rPr>
                 <w:b/>
@@ -520,14 +1462,12 @@
         </w:tc>
         <w:tc>
           <w:tcPr>
-            <w:tcW w:type="dxa" w:w="5821"/>
+            <w:tcW w:w="5821" w:type="dxa"/>
           </w:tcPr>
           <w:p>
-            <w:r>
-              <w:rPr>
-                <w:b/>
-              </w:rPr>
-            </w:r>
+            <w:pPr>
+              <w:spacing w:before="60" w:after="60"/>
+            </w:pPr>
             <w:r>
               <w:rPr>
                 <w:b/>
@@ -540,10 +1480,12 @@
       <w:tr>
         <w:tc>
           <w:tcPr>
-            <w:tcW w:type="dxa" w:w="3539"/>
+            <w:tcW w:w="3539" w:type="dxa"/>
           </w:tcPr>
           <w:p>
-            <w:r/>
+            <w:pPr>
+              <w:spacing w:before="60" w:after="60"/>
+            </w:pPr>
             <w:r>
               <w:t>教育訓練或文件管理任一模組的管理者</w:t>
             </w:r>
@@ -551,10 +1493,12 @@
         </w:tc>
         <w:tc>
           <w:tcPr>
-            <w:tcW w:type="dxa" w:w="5821"/>
+            <w:tcW w:w="5821" w:type="dxa"/>
           </w:tcPr>
           <w:p>
-            <w:r/>
+            <w:pPr>
+              <w:spacing w:before="60" w:after="60"/>
+            </w:pPr>
             <w:r>
               <w:t>檢視全部排程與執行歷程；調整平台本身的排程（每日帳號檢核）</w:t>
             </w:r>
@@ -564,10 +1508,12 @@
       <w:tr>
         <w:tc>
           <w:tcPr>
-            <w:tcW w:type="dxa" w:w="3539"/>
+            <w:tcW w:w="3539" w:type="dxa"/>
           </w:tcPr>
           <w:p>
-            <w:r/>
+            <w:pPr>
+              <w:spacing w:before="60" w:after="60"/>
+            </w:pPr>
             <w:r>
               <w:t>該模組的管理者</w:t>
             </w:r>
@@ -575,10 +1521,12 @@
         </w:tc>
         <w:tc>
           <w:tcPr>
-            <w:tcW w:type="dxa" w:w="5821"/>
+            <w:tcW w:w="5821" w:type="dxa"/>
           </w:tcPr>
           <w:p>
-            <w:r/>
+            <w:pPr>
+              <w:spacing w:before="60" w:after="60"/>
+            </w:pPr>
             <w:r>
               <w:t>調整所屬模組的排程（教育訓練的排程由教育訓練管理者調整，文件管理的排程由文件管理管理者調整）</w:t>
             </w:r>
@@ -608,13 +1556,19 @@
         <w:t>唯一能改變排程執行時點的地方</w:t>
       </w:r>
       <w:r>
-        <w:t>。各模組的業務門檻（例如催辦要停留幾天、提醒要提前幾天）則屬系統參數，於 DP03 系統參數與清單維護調整。</w:t>
+        <w:t>。各模組的業務門檻（例如催辦要停留幾天、提醒要提前幾天）則屬系統參數，於</w:t>
+      </w:r>
+      <w:r>
+        <w:t xml:space="preserve"> DP03 </w:t>
+      </w:r>
+      <w:r>
+        <w:t>系統參數與清單維護調整。</w:t>
       </w:r>
     </w:p>
     <w:p>
       <w:pPr>
         <w:spacing w:before="80" w:after="80"/>
-        <w:ind w:left="283" w:firstLine="0"/>
+        <w:ind w:left="283"/>
       </w:pPr>
       <w:r>
         <w:t>重要：本頁可做的是</w:t>
@@ -626,7 +1580,10 @@
         <w:t>檢視執行結果與調整執行時點</w:t>
       </w:r>
       <w:r>
-        <w:t>；某次排程失敗需要重跑時，請聯繫該作業所屬模組的負責人，由該模組自行處理。</w:t>
+        <w:t>；某次排程失敗需要重跑時，請聯繫該作業所屬模組的負責人，由</w:t>
+      </w:r>
+      <w:r>
+        <w:t>該模組自行處理。</w:t>
       </w:r>
     </w:p>
     <w:p>
@@ -634,43 +1591,63 @@
         <w:ind w:firstLine="482"/>
       </w:pPr>
       <w:r>
-        <w:t>可以改的只有作業名稱、說明、執行時點與啟停四項。Job 代碼、所屬模組與其對應的執行程式一律不可更動。</w:t>
+        <w:t>可以改的只有作業名稱、說明、執行時點與啟停四項。</w:t>
+      </w:r>
+      <w:r>
+        <w:t xml:space="preserve">Job </w:t>
+      </w:r>
+      <w:r>
+        <w:t>代碼、所屬模組與其對應的執行程式一律不可更動。</w:t>
       </w:r>
     </w:p>
     <w:p>
       <w:pPr>
         <w:pStyle w:val="2"/>
       </w:pPr>
+      <w:bookmarkStart w:id="3" w:name="_Toc243386599"/>
       <w:r>
         <w:t>二、進入路徑</w:t>
       </w:r>
+      <w:bookmarkEnd w:id="3"/>
     </w:p>
     <w:p>
       <w:pPr>
         <w:ind w:firstLine="482"/>
       </w:pPr>
       <w:r>
-        <w:t>側邊選單「系統管理者後台 → DP06 排程作業總覽」。</w:t>
+        <w:t>側邊選單「系統管理者後台</w:t>
+      </w:r>
+      <w:r>
+        <w:t xml:space="preserve"> → DP06 </w:t>
+      </w:r>
+      <w:r>
+        <w:t>排程作業總覽」。</w:t>
       </w:r>
     </w:p>
     <w:p>
       <w:pPr>
         <w:pStyle w:val="1"/>
       </w:pPr>
+      <w:bookmarkStart w:id="4" w:name="_Toc243386600"/>
       <w:r>
+        <w:lastRenderedPageBreak/>
         <w:t>貳、操作說明</w:t>
       </w:r>
+      <w:bookmarkEnd w:id="4"/>
     </w:p>
     <w:p>
       <w:pPr>
         <w:pStyle w:val="2"/>
       </w:pPr>
+      <w:bookmarkStart w:id="5" w:name="_Toc243386601"/>
       <w:r>
         <w:t>一、畫面與前置設定</w:t>
       </w:r>
+      <w:bookmarkEnd w:id="5"/>
     </w:p>
     <w:p>
       <w:pPr>
+        <w:keepNext/>
         <w:ind w:firstLine="482"/>
       </w:pPr>
       <w:r>
@@ -680,26 +1657,23 @@
     <w:tbl>
       <w:tblPr>
         <w:tblStyle w:val="aff2"/>
-        <w:tblW w:type="auto" w:w="0"/>
+        <w:tblW w:w="0" w:type="auto"/>
         <w:tblLayout w:type="fixed"/>
-        <w:tblLook w:firstColumn="1" w:firstRow="1" w:lastColumn="0" w:lastRow="0" w:noHBand="0" w:noVBand="1" w:val="04A0"/>
-        <w:tblLayout w:type="fixed"/>
+        <w:tblLook w:val="04A0" w:firstRow="1" w:lastRow="0" w:firstColumn="1" w:lastColumn="0" w:noHBand="0" w:noVBand="1"/>
       </w:tblPr>
       <w:tblGrid>
-        <w:gridCol w:w="4680"/>
-        <w:gridCol w:w="4680"/>
+        <w:gridCol w:w="3009"/>
+        <w:gridCol w:w="6351"/>
       </w:tblGrid>
       <w:tr>
         <w:tc>
           <w:tcPr>
-            <w:tcW w:type="dxa" w:w="3009"/>
+            <w:tcW w:w="3009" w:type="dxa"/>
           </w:tcPr>
           <w:p>
-            <w:r>
-              <w:rPr>
-                <w:b/>
-              </w:rPr>
-            </w:r>
+            <w:pPr>
+              <w:spacing w:before="60" w:after="60"/>
+            </w:pPr>
             <w:r>
               <w:rPr>
                 <w:b/>
@@ -710,14 +1684,12 @@
         </w:tc>
         <w:tc>
           <w:tcPr>
-            <w:tcW w:type="dxa" w:w="6351"/>
+            <w:tcW w:w="6351" w:type="dxa"/>
           </w:tcPr>
           <w:p>
-            <w:r>
-              <w:rPr>
-                <w:b/>
-              </w:rPr>
-            </w:r>
+            <w:pPr>
+              <w:spacing w:before="60" w:after="60"/>
+            </w:pPr>
             <w:r>
               <w:rPr>
                 <w:b/>
@@ -730,10 +1702,12 @@
       <w:tr>
         <w:tc>
           <w:tcPr>
-            <w:tcW w:type="dxa" w:w="3009"/>
+            <w:tcW w:w="3009" w:type="dxa"/>
           </w:tcPr>
           <w:p>
-            <w:r/>
+            <w:pPr>
+              <w:spacing w:before="60" w:after="60"/>
+            </w:pPr>
             <w:r>
               <w:t>Job</w:t>
             </w:r>
@@ -741,10 +1715,12 @@
         </w:tc>
         <w:tc>
           <w:tcPr>
-            <w:tcW w:type="dxa" w:w="6351"/>
+            <w:tcW w:w="6351" w:type="dxa"/>
           </w:tcPr>
           <w:p>
-            <w:r/>
+            <w:pPr>
+              <w:spacing w:before="60" w:after="60"/>
+            </w:pPr>
             <w:r>
               <w:t>作業代碼與名稱。代碼由系統給定、不可更改</w:t>
             </w:r>
@@ -754,10 +1730,12 @@
       <w:tr>
         <w:tc>
           <w:tcPr>
-            <w:tcW w:type="dxa" w:w="3009"/>
+            <w:tcW w:w="3009" w:type="dxa"/>
           </w:tcPr>
           <w:p>
-            <w:r/>
+            <w:pPr>
+              <w:spacing w:before="60" w:after="60"/>
+            </w:pPr>
             <w:r>
               <w:t>說明</w:t>
             </w:r>
@@ -765,10 +1743,12 @@
         </w:tc>
         <w:tc>
           <w:tcPr>
-            <w:tcW w:type="dxa" w:w="6351"/>
+            <w:tcW w:w="6351" w:type="dxa"/>
           </w:tcPr>
           <w:p>
-            <w:r/>
+            <w:pPr>
+              <w:spacing w:before="60" w:after="60"/>
+            </w:pPr>
             <w:r>
               <w:t>這支作業在做什麼。可以修改，但</w:t>
             </w:r>
@@ -784,10 +1764,12 @@
       <w:tr>
         <w:tc>
           <w:tcPr>
-            <w:tcW w:type="dxa" w:w="3009"/>
+            <w:tcW w:w="3009" w:type="dxa"/>
           </w:tcPr>
           <w:p>
-            <w:r/>
+            <w:pPr>
+              <w:spacing w:before="60" w:after="60"/>
+            </w:pPr>
             <w:r>
               <w:t>所屬模組</w:t>
             </w:r>
@@ -795,10 +1777,12 @@
         </w:tc>
         <w:tc>
           <w:tcPr>
-            <w:tcW w:type="dxa" w:w="6351"/>
+            <w:tcW w:w="6351" w:type="dxa"/>
           </w:tcPr>
           <w:p>
-            <w:r/>
+            <w:pPr>
+              <w:spacing w:before="60" w:after="60"/>
+            </w:pPr>
             <w:r>
               <w:t>該作業屬於哪個模組，不可更改</w:t>
             </w:r>
@@ -808,10 +1792,12 @@
       <w:tr>
         <w:tc>
           <w:tcPr>
-            <w:tcW w:type="dxa" w:w="3009"/>
+            <w:tcW w:w="3009" w:type="dxa"/>
           </w:tcPr>
           <w:p>
-            <w:r/>
+            <w:pPr>
+              <w:spacing w:before="60" w:after="60"/>
+            </w:pPr>
             <w:r>
               <w:t>執行時點（台灣時間）</w:t>
             </w:r>
@@ -819,12 +1805,20 @@
         </w:tc>
         <w:tc>
           <w:tcPr>
-            <w:tcW w:type="dxa" w:w="6351"/>
+            <w:tcW w:w="6351" w:type="dxa"/>
           </w:tcPr>
           <w:p>
-            <w:r/>
+            <w:pPr>
+              <w:spacing w:before="60" w:after="60"/>
+            </w:pPr>
             <w:r>
-              <w:t>由目前的 Cron 表達式</w:t>
+              <w:t>由目前的</w:t>
+            </w:r>
+            <w:r>
+              <w:t xml:space="preserve"> Cron </w:t>
+            </w:r>
+            <w:r>
+              <w:t>表達式</w:t>
             </w:r>
             <w:r>
               <w:rPr>
@@ -841,10 +1835,12 @@
       <w:tr>
         <w:tc>
           <w:tcPr>
-            <w:tcW w:type="dxa" w:w="3009"/>
+            <w:tcW w:w="3009" w:type="dxa"/>
           </w:tcPr>
           <w:p>
-            <w:r/>
+            <w:pPr>
+              <w:spacing w:before="60" w:after="60"/>
+            </w:pPr>
             <w:r>
               <w:t>Cron</w:t>
             </w:r>
@@ -852,10 +1848,12 @@
         </w:tc>
         <w:tc>
           <w:tcPr>
-            <w:tcW w:type="dxa" w:w="6351"/>
+            <w:tcW w:w="6351" w:type="dxa"/>
           </w:tcPr>
           <w:p>
-            <w:r/>
+            <w:pPr>
+              <w:spacing w:before="60" w:after="60"/>
+            </w:pPr>
             <w:r>
               <w:t>實際控制觸發時間的設定值</w:t>
             </w:r>
@@ -865,10 +1863,12 @@
       <w:tr>
         <w:tc>
           <w:tcPr>
-            <w:tcW w:type="dxa" w:w="3009"/>
+            <w:tcW w:w="3009" w:type="dxa"/>
           </w:tcPr>
           <w:p>
-            <w:r/>
+            <w:pPr>
+              <w:spacing w:before="60" w:after="60"/>
+            </w:pPr>
             <w:r>
               <w:t>狀態</w:t>
             </w:r>
@@ -876,10 +1876,12 @@
         </w:tc>
         <w:tc>
           <w:tcPr>
-            <w:tcW w:type="dxa" w:w="6351"/>
+            <w:tcW w:w="6351" w:type="dxa"/>
           </w:tcPr>
           <w:p>
-            <w:r/>
+            <w:pPr>
+              <w:spacing w:before="60" w:after="60"/>
+            </w:pPr>
             <w:r>
               <w:t>啟用或停用；停用者不會被觸發</w:t>
             </w:r>
@@ -889,10 +1891,12 @@
       <w:tr>
         <w:tc>
           <w:tcPr>
-            <w:tcW w:type="dxa" w:w="3009"/>
+            <w:tcW w:w="3009" w:type="dxa"/>
           </w:tcPr>
           <w:p>
-            <w:r/>
+            <w:pPr>
+              <w:spacing w:before="60" w:after="60"/>
+            </w:pPr>
             <w:r>
               <w:t>最近執行</w:t>
             </w:r>
@@ -900,10 +1904,12 @@
         </w:tc>
         <w:tc>
           <w:tcPr>
-            <w:tcW w:type="dxa" w:w="6351"/>
+            <w:tcW w:w="6351" w:type="dxa"/>
           </w:tcPr>
           <w:p>
-            <w:r/>
+            <w:pPr>
+              <w:spacing w:before="60" w:after="60"/>
+            </w:pPr>
             <w:r>
               <w:t>上一次實際執行的時間</w:t>
             </w:r>
@@ -913,10 +1919,12 @@
       <w:tr>
         <w:tc>
           <w:tcPr>
-            <w:tcW w:type="dxa" w:w="3009"/>
+            <w:tcW w:w="3009" w:type="dxa"/>
           </w:tcPr>
           <w:p>
-            <w:r/>
+            <w:pPr>
+              <w:spacing w:before="60" w:after="60"/>
+            </w:pPr>
             <w:r>
               <w:t>下次執行</w:t>
             </w:r>
@@ -924,12 +1932,20 @@
         </w:tc>
         <w:tc>
           <w:tcPr>
-            <w:tcW w:type="dxa" w:w="6351"/>
+            <w:tcW w:w="6351" w:type="dxa"/>
           </w:tcPr>
           <w:p>
-            <w:r/>
+            <w:pPr>
+              <w:spacing w:before="60" w:after="60"/>
+            </w:pPr>
             <w:r>
-              <w:t>預計下一次觸發的時間；停用的作業此欄顯示「—」</w:t>
+              <w:t>預計下一次觸發的時間；停用的作業此欄顯示「</w:t>
+            </w:r>
+            <w:r>
+              <w:t>—</w:t>
+            </w:r>
+            <w:r>
+              <w:t>」</w:t>
             </w:r>
           </w:p>
         </w:tc>
@@ -940,7 +1956,10 @@
         <w:ind w:firstLine="482"/>
       </w:pPr>
       <w:r>
-        <w:t>Cron 表達式與「執行時點」皆為</w:t>
+        <w:t xml:space="preserve">Cron </w:t>
+      </w:r>
+      <w:r>
+        <w:t>表達式與「執行時點」皆為</w:t>
       </w:r>
       <w:r>
         <w:rPr>
@@ -949,16 +1968,46 @@
         <w:t>台灣時間</w:t>
       </w:r>
       <w:r>
-        <w:t>，編輯框寫 18 即表示下午六點。「下次執行」依電腦設定的時區顯示，電腦設為台灣時區時即為台灣時間。</w:t>
+        <w:t>，編輯框寫</w:t>
+      </w:r>
+      <w:r>
+        <w:t xml:space="preserve"> 18 </w:t>
+      </w:r>
+      <w:r>
+        <w:t>即表示下午六點。「下次執行」依電腦設定的時區顯示，電腦設為台灣時區時即為台灣時間。</w:t>
       </w:r>
     </w:p>
     <w:p>
       <w:pPr>
         <w:spacing w:before="80" w:after="80"/>
-        <w:ind w:left="283" w:firstLine="0"/>
+        <w:ind w:left="283"/>
       </w:pPr>
       <w:r>
-        <w:t>注意：Cron 表達式若寫成區間、間隔或多值（例如每三小時一次），「執行時點」欄無法換算成中文，會顯示「—」，原始的表達式見 Cron 欄。這是刻意的——顯示一個猜錯的時點，比顯示看不懂的設定值更危險。</w:t>
+        <w:t>注意：</w:t>
+      </w:r>
+      <w:r>
+        <w:t xml:space="preserve">Cron </w:t>
+      </w:r>
+      <w:r>
+        <w:t>表達式若寫成區間、間隔或多值（例如每三小時一次），「執行時點」欄無法換算成中文，會顯示「</w:t>
+      </w:r>
+      <w:r>
+        <w:t>—</w:t>
+      </w:r>
+      <w:r>
+        <w:t>」，原始的表達式見</w:t>
+      </w:r>
+      <w:r>
+        <w:t xml:space="preserve"> Cron </w:t>
+      </w:r>
+      <w:r>
+        <w:t>欄。這是刻意的</w:t>
+      </w:r>
+      <w:r>
+        <w:t>——</w:t>
+      </w:r>
+      <w:r>
+        <w:t>顯示一個猜錯的時點，比顯示看不懂的設定值更危險。</w:t>
       </w:r>
     </w:p>
     <w:p>
@@ -991,26 +2040,29 @@
       <w:pPr>
         <w:keepNext/>
         <w:spacing w:before="160" w:after="40"/>
-        <w:ind w:left="0" w:firstLine="0"/>
         <w:jc w:val="center"/>
       </w:pPr>
       <w:r>
+        <w:rPr>
+          <w:noProof/>
+        </w:rPr>
         <w:drawing>
-          <wp:inline xmlns:a="http://schemas.openxmlformats.org/drawingml/2006/main" xmlns:pic="http://schemas.openxmlformats.org/drawingml/2006/picture">
+          <wp:inline distT="0" distB="0" distL="0" distR="0">
             <wp:extent cx="5580000" cy="1377988"/>
+            <wp:effectExtent l="0" t="0" r="0" b="0"/>
             <wp:docPr id="1" name="Picture 1"/>
             <wp:cNvGraphicFramePr>
-              <a:graphicFrameLocks noChangeAspect="1"/>
+              <a:graphicFrameLocks xmlns:a="http://schemas.openxmlformats.org/drawingml/2006/main" noChangeAspect="1"/>
             </wp:cNvGraphicFramePr>
-            <a:graphic>
+            <a:graphic xmlns:a="http://schemas.openxmlformats.org/drawingml/2006/main">
               <a:graphicData uri="http://schemas.openxmlformats.org/drawingml/2006/picture">
-                <pic:pic>
+                <pic:pic xmlns:pic="http://schemas.openxmlformats.org/drawingml/2006/picture">
                   <pic:nvPicPr>
                     <pic:cNvPr id="0" name="dp06-01.png"/>
                     <pic:cNvPicPr/>
                   </pic:nvPicPr>
                   <pic:blipFill>
-                    <a:blip r:embed="rId9"/>
+                    <a:blip r:embed="rId8"/>
                     <a:stretch>
                       <a:fillRect/>
                     </a:stretch>
@@ -1020,7 +2072,9 @@
                       <a:off x="0" y="0"/>
                       <a:ext cx="5580000" cy="1377988"/>
                     </a:xfrm>
-                    <a:prstGeom prst="rect"/>
+                    <a:prstGeom prst="rect">
+                      <a:avLst/>
+                    </a:prstGeom>
                   </pic:spPr>
                 </pic:pic>
               </a:graphicData>
@@ -1032,7 +2086,6 @@
     <w:p>
       <w:pPr>
         <w:spacing w:after="160"/>
-        <w:ind w:firstLine="0"/>
         <w:jc w:val="center"/>
       </w:pPr>
       <w:r>
@@ -1047,9 +2100,11 @@
       <w:pPr>
         <w:pStyle w:val="2"/>
       </w:pPr>
+      <w:bookmarkStart w:id="6" w:name="_Toc243386602"/>
       <w:r>
         <w:t>二、檢視執行歷程</w:t>
       </w:r>
+      <w:bookmarkEnd w:id="6"/>
     </w:p>
     <w:p>
       <w:pPr>
@@ -1062,26 +2117,23 @@
     <w:tbl>
       <w:tblPr>
         <w:tblStyle w:val="aff2"/>
-        <w:tblW w:type="auto" w:w="0"/>
+        <w:tblW w:w="0" w:type="auto"/>
         <w:tblLayout w:type="fixed"/>
-        <w:tblLook w:firstColumn="1" w:firstRow="1" w:lastColumn="0" w:lastRow="0" w:noHBand="0" w:noVBand="1" w:val="04A0"/>
-        <w:tblLayout w:type="fixed"/>
+        <w:tblLook w:val="04A0" w:firstRow="1" w:lastRow="0" w:firstColumn="1" w:lastColumn="0" w:noHBand="0" w:noVBand="1"/>
       </w:tblPr>
       <w:tblGrid>
-        <w:gridCol w:w="4680"/>
-        <w:gridCol w:w="4680"/>
+        <w:gridCol w:w="941"/>
+        <w:gridCol w:w="8419"/>
       </w:tblGrid>
       <w:tr>
         <w:tc>
           <w:tcPr>
-            <w:tcW w:type="dxa" w:w="941"/>
+            <w:tcW w:w="941" w:type="dxa"/>
           </w:tcPr>
           <w:p>
-            <w:r>
-              <w:rPr>
-                <w:b/>
-              </w:rPr>
-            </w:r>
+            <w:pPr>
+              <w:spacing w:before="60" w:after="60"/>
+            </w:pPr>
             <w:r>
               <w:rPr>
                 <w:b/>
@@ -1092,14 +2144,12 @@
         </w:tc>
         <w:tc>
           <w:tcPr>
-            <w:tcW w:type="dxa" w:w="8419"/>
+            <w:tcW w:w="8419" w:type="dxa"/>
           </w:tcPr>
           <w:p>
-            <w:r>
-              <w:rPr>
-                <w:b/>
-              </w:rPr>
-            </w:r>
+            <w:pPr>
+              <w:spacing w:before="60" w:after="60"/>
+            </w:pPr>
             <w:r>
               <w:rPr>
                 <w:b/>
@@ -1112,10 +2162,12 @@
       <w:tr>
         <w:tc>
           <w:tcPr>
-            <w:tcW w:type="dxa" w:w="941"/>
+            <w:tcW w:w="941" w:type="dxa"/>
           </w:tcPr>
           <w:p>
-            <w:r/>
+            <w:pPr>
+              <w:spacing w:before="60" w:after="60"/>
+            </w:pPr>
             <w:r>
               <w:t>成功</w:t>
             </w:r>
@@ -1123,10 +2175,12 @@
         </w:tc>
         <w:tc>
           <w:tcPr>
-            <w:tcW w:type="dxa" w:w="8419"/>
+            <w:tcW w:w="8419" w:type="dxa"/>
           </w:tcPr>
           <w:p>
-            <w:r/>
+            <w:pPr>
+              <w:spacing w:before="60" w:after="60"/>
+            </w:pPr>
             <w:r>
               <w:t>該次執行完成</w:t>
             </w:r>
@@ -1136,10 +2190,12 @@
       <w:tr>
         <w:tc>
           <w:tcPr>
-            <w:tcW w:type="dxa" w:w="941"/>
+            <w:tcW w:w="941" w:type="dxa"/>
           </w:tcPr>
           <w:p>
-            <w:r/>
+            <w:pPr>
+              <w:spacing w:before="60" w:after="60"/>
+            </w:pPr>
             <w:r>
               <w:t>失敗</w:t>
             </w:r>
@@ -1147,10 +2203,12 @@
         </w:tc>
         <w:tc>
           <w:tcPr>
-            <w:tcW w:type="dxa" w:w="8419"/>
+            <w:tcW w:w="8419" w:type="dxa"/>
           </w:tcPr>
           <w:p>
-            <w:r/>
+            <w:pPr>
+              <w:spacing w:before="60" w:after="60"/>
+            </w:pPr>
             <w:r>
               <w:t>該次執行中斷，原因列於右欄。</w:t>
             </w:r>
@@ -1169,21 +2227,26 @@
       <w:tr>
         <w:tc>
           <w:tcPr>
-            <w:tcW w:type="dxa" w:w="941"/>
+            <w:tcW w:w="941" w:type="dxa"/>
           </w:tcPr>
           <w:p>
-            <w:r/>
+            <w:pPr>
+              <w:spacing w:before="60" w:after="60"/>
+            </w:pPr>
             <w:r>
+              <w:lastRenderedPageBreak/>
               <w:t>跳過</w:t>
             </w:r>
           </w:p>
         </w:tc>
         <w:tc>
           <w:tcPr>
-            <w:tcW w:type="dxa" w:w="8419"/>
+            <w:tcW w:w="8419" w:type="dxa"/>
           </w:tcPr>
           <w:p>
-            <w:r/>
+            <w:pPr>
+              <w:spacing w:before="60" w:after="60"/>
+            </w:pPr>
             <w:r>
               <w:t>上一次執行尚未結束，本次就被略過，不會同時跑兩份</w:t>
             </w:r>
@@ -1203,22 +2266,164 @@
       <w:pPr>
         <w:keepNext/>
         <w:spacing w:before="160" w:after="40"/>
-        <w:ind w:left="0" w:firstLine="0"/>
         <w:jc w:val="center"/>
       </w:pPr>
       <w:r>
+        <w:rPr>
+          <w:noProof/>
+        </w:rPr>
         <w:drawing>
-          <wp:inline xmlns:a="http://schemas.openxmlformats.org/drawingml/2006/main" xmlns:pic="http://schemas.openxmlformats.org/drawingml/2006/picture">
-            <wp:extent cx="5580000" cy="6069800"/>
+          <wp:inline distT="0" distB="0" distL="0" distR="0">
+            <wp:extent cx="3062195" cy="3330988"/>
+            <wp:effectExtent l="0" t="0" r="0" b="0"/>
             <wp:docPr id="2" name="Picture 2"/>
             <wp:cNvGraphicFramePr>
-              <a:graphicFrameLocks noChangeAspect="1"/>
+              <a:graphicFrameLocks xmlns:a="http://schemas.openxmlformats.org/drawingml/2006/main" noChangeAspect="1"/>
             </wp:cNvGraphicFramePr>
-            <a:graphic>
+            <a:graphic xmlns:a="http://schemas.openxmlformats.org/drawingml/2006/main">
               <a:graphicData uri="http://schemas.openxmlformats.org/drawingml/2006/picture">
-                <pic:pic>
+                <pic:pic xmlns:pic="http://schemas.openxmlformats.org/drawingml/2006/picture">
                   <pic:nvPicPr>
                     <pic:cNvPr id="0" name="dp06-02.png"/>
+                    <pic:cNvPicPr/>
+                  </pic:nvPicPr>
+                  <pic:blipFill>
+                    <a:blip r:embed="rId9"/>
+                    <a:stretch>
+                      <a:fillRect/>
+                    </a:stretch>
+                  </pic:blipFill>
+                  <pic:spPr>
+                    <a:xfrm>
+                      <a:off x="0" y="0"/>
+                      <a:ext cx="3062195" cy="3330988"/>
+                    </a:xfrm>
+                    <a:prstGeom prst="rect">
+                      <a:avLst/>
+                    </a:prstGeom>
+                  </pic:spPr>
+                </pic:pic>
+              </a:graphicData>
+            </a:graphic>
+          </wp:inline>
+        </w:drawing>
+      </w:r>
+    </w:p>
+    <w:p>
+      <w:pPr>
+        <w:spacing w:after="160"/>
+        <w:jc w:val="center"/>
+      </w:pPr>
+      <w:r>
+        <w:rPr>
+          <w:color w:val="404040"/>
+          <w:sz w:val="20"/>
+        </w:rPr>
+        <w:t>按「執行歷程」圖示，視窗列出該排程歷次執行的起訖時間與結果</w:t>
+      </w:r>
+    </w:p>
+    <w:p>
+      <w:pPr>
+        <w:spacing w:before="80" w:after="80"/>
+        <w:ind w:left="283"/>
+      </w:pPr>
+      <w:r>
+        <w:t>重要：看到失敗紀錄時，請聯繫該作業所屬模組的負責人處理</w:t>
+      </w:r>
+      <w:r>
+        <w:t>——</w:t>
+      </w:r>
+      <w:r>
+        <w:t>重跑屬該模組的範圍，本頁負責的是呈現結果。</w:t>
+      </w:r>
+    </w:p>
+    <w:p>
+      <w:pPr>
+        <w:pStyle w:val="2"/>
+      </w:pPr>
+      <w:bookmarkStart w:id="7" w:name="_Toc243386603"/>
+      <w:r>
+        <w:t>三、調整執行時點</w:t>
+      </w:r>
+      <w:bookmarkEnd w:id="7"/>
+    </w:p>
+    <w:p>
+      <w:pPr>
+        <w:pStyle w:val="af1"/>
+        <w:numPr>
+          <w:ilvl w:val="0"/>
+          <w:numId w:val="1"/>
+        </w:numPr>
+      </w:pPr>
+      <w:r>
+        <w:t>按該列的「編輯」圖示，清單下方展開編輯卡片</w:t>
+      </w:r>
+    </w:p>
+    <w:p>
+      <w:pPr>
+        <w:pStyle w:val="af1"/>
+        <w:numPr>
+          <w:ilvl w:val="0"/>
+          <w:numId w:val="1"/>
+        </w:numPr>
+      </w:pPr>
+      <w:r>
+        <w:t>於「</w:t>
+      </w:r>
+      <w:r>
+        <w:t xml:space="preserve">Cron </w:t>
+      </w:r>
+      <w:r>
+        <w:t>表達式」填入新的設定值</w:t>
+      </w:r>
+    </w:p>
+    <w:p>
+      <w:pPr>
+        <w:pStyle w:val="af1"/>
+        <w:numPr>
+          <w:ilvl w:val="0"/>
+          <w:numId w:val="1"/>
+        </w:numPr>
+      </w:pPr>
+      <w:r>
+        <w:t>按「儲存」</w:t>
+      </w:r>
+    </w:p>
+    <w:p>
+      <w:pPr>
+        <w:pStyle w:val="af1"/>
+        <w:numPr>
+          <w:ilvl w:val="0"/>
+          <w:numId w:val="1"/>
+        </w:numPr>
+      </w:pPr>
+      <w:r>
+        <w:t>確認視窗按「確定儲存」</w:t>
+      </w:r>
+    </w:p>
+    <w:p>
+      <w:pPr>
+        <w:keepNext/>
+        <w:spacing w:before="160" w:after="40"/>
+        <w:jc w:val="center"/>
+      </w:pPr>
+      <w:r>
+        <w:rPr>
+          <w:noProof/>
+        </w:rPr>
+        <w:drawing>
+          <wp:inline distT="0" distB="0" distL="0" distR="0">
+            <wp:extent cx="2068682" cy="1626365"/>
+            <wp:effectExtent l="0" t="0" r="0" b="0"/>
+            <wp:docPr id="3" name="Picture 3"/>
+            <wp:cNvGraphicFramePr>
+              <a:graphicFrameLocks xmlns:a="http://schemas.openxmlformats.org/drawingml/2006/main" noChangeAspect="1"/>
+            </wp:cNvGraphicFramePr>
+            <a:graphic xmlns:a="http://schemas.openxmlformats.org/drawingml/2006/main">
+              <a:graphicData uri="http://schemas.openxmlformats.org/drawingml/2006/picture">
+                <pic:pic xmlns:pic="http://schemas.openxmlformats.org/drawingml/2006/picture">
+                  <pic:nvPicPr>
+                    <pic:cNvPr id="0" name="dp06-03.png"/>
                     <pic:cNvPicPr/>
                   </pic:nvPicPr>
                   <pic:blipFill>
@@ -1230,9 +2435,11 @@
                   <pic:spPr>
                     <a:xfrm>
                       <a:off x="0" y="0"/>
-                      <a:ext cx="5580000" cy="6069800"/>
+                      <a:ext cx="2068682" cy="1626365"/>
                     </a:xfrm>
-                    <a:prstGeom prst="rect"/>
+                    <a:prstGeom prst="rect">
+                      <a:avLst/>
+                    </a:prstGeom>
                   </pic:spPr>
                 </pic:pic>
               </a:graphicData>
@@ -1244,7 +2451,6 @@
     <w:p>
       <w:pPr>
         <w:spacing w:after="160"/>
-        <w:ind w:firstLine="0"/>
         <w:jc w:val="center"/>
       </w:pPr>
       <w:r>
@@ -1252,128 +2458,35 @@
           <w:color w:val="404040"/>
           <w:sz w:val="20"/>
         </w:rPr>
-        <w:t>按「執行歷程」圖示，視窗列出該排程歷次執行的起訖時間與結果</w:t>
+        <w:t>按「編輯」圖示展開編輯卡片，</w:t>
       </w:r>
-    </w:p>
-    <w:p>
-      <w:pPr>
-        <w:spacing w:before="80" w:after="80"/>
-        <w:ind w:left="283" w:firstLine="0"/>
-      </w:pPr>
-      <w:r>
-        <w:t>重要：看到失敗紀錄時，請聯繫該作業所屬模組的負責人處理——重跑屬該模組的範圍，本頁負責的是呈現結果。</w:t>
-      </w:r>
-    </w:p>
-    <w:p>
-      <w:pPr>
-        <w:pStyle w:val="2"/>
-      </w:pPr>
-      <w:r>
-        <w:t>三、調整執行時點</w:t>
-      </w:r>
-    </w:p>
-    <w:p>
-      <w:pPr>
-        <w:pStyle w:val="af1"/>
-        <w:numPr>
-          <w:ilvl w:val="0"/>
-          <w:numId w:val="1"/>
-        </w:numPr>
-      </w:pPr>
-      <w:r>
-        <w:t>按該列的「編輯」圖示，清單下方展開編輯卡片</w:t>
-      </w:r>
-    </w:p>
-    <w:p>
-      <w:pPr>
-        <w:pStyle w:val="af1"/>
-        <w:numPr>
-          <w:ilvl w:val="0"/>
-          <w:numId w:val="1"/>
-        </w:numPr>
-      </w:pPr>
-      <w:r>
-        <w:t>於「Cron 表達式」填入新的設定值</w:t>
-      </w:r>
-    </w:p>
-    <w:p>
-      <w:pPr>
-        <w:pStyle w:val="af1"/>
-        <w:numPr>
-          <w:ilvl w:val="0"/>
-          <w:numId w:val="1"/>
-        </w:numPr>
-      </w:pPr>
-      <w:r>
-        <w:t>按「儲存」</w:t>
-      </w:r>
-    </w:p>
-    <w:p>
-      <w:pPr>
-        <w:pStyle w:val="af1"/>
-        <w:numPr>
-          <w:ilvl w:val="0"/>
-          <w:numId w:val="1"/>
-        </w:numPr>
-      </w:pPr>
-      <w:r>
-        <w:t>確認視窗按「確定儲存」</w:t>
-      </w:r>
-    </w:p>
-    <w:p>
-      <w:pPr>
-        <w:keepNext/>
-        <w:spacing w:before="160" w:after="40"/>
-        <w:ind w:left="0" w:firstLine="0"/>
-        <w:jc w:val="center"/>
-      </w:pPr>
-      <w:r>
-        <w:drawing>
-          <wp:inline xmlns:a="http://schemas.openxmlformats.org/drawingml/2006/main" xmlns:pic="http://schemas.openxmlformats.org/drawingml/2006/picture">
-            <wp:extent cx="5580000" cy="4386908"/>
-            <wp:docPr id="3" name="Picture 3"/>
-            <wp:cNvGraphicFramePr>
-              <a:graphicFrameLocks noChangeAspect="1"/>
-            </wp:cNvGraphicFramePr>
-            <a:graphic>
-              <a:graphicData uri="http://schemas.openxmlformats.org/drawingml/2006/picture">
-                <pic:pic>
-                  <pic:nvPicPr>
-                    <pic:cNvPr id="0" name="dp06-03.png"/>
-                    <pic:cNvPicPr/>
-                  </pic:nvPicPr>
-                  <pic:blipFill>
-                    <a:blip r:embed="rId11"/>
-                    <a:stretch>
-                      <a:fillRect/>
-                    </a:stretch>
-                  </pic:blipFill>
-                  <pic:spPr>
-                    <a:xfrm>
-                      <a:off x="0" y="0"/>
-                      <a:ext cx="5580000" cy="4386908"/>
-                    </a:xfrm>
-                    <a:prstGeom prst="rect"/>
-                  </pic:spPr>
-                </pic:pic>
-              </a:graphicData>
-            </a:graphic>
-          </wp:inline>
-        </w:drawing>
-      </w:r>
-    </w:p>
-    <w:p>
-      <w:pPr>
-        <w:spacing w:after="160"/>
-        <w:ind w:firstLine="0"/>
-        <w:jc w:val="center"/>
-      </w:pPr>
       <w:r>
         <w:rPr>
           <w:color w:val="404040"/>
           <w:sz w:val="20"/>
         </w:rPr>
-        <w:t>按「編輯」圖示展開編輯卡片，Job ID 為灰色不可修改，說明與 Cron 欄下方各有填寫提示</w:t>
+        <w:t xml:space="preserve">Job ID </w:t>
+      </w:r>
+      <w:r>
+        <w:rPr>
+          <w:color w:val="404040"/>
+          <w:sz w:val="20"/>
+        </w:rPr>
+        <w:t>為灰色不可修改，說明與</w:t>
+      </w:r>
+      <w:r>
+        <w:rPr>
+          <w:color w:val="404040"/>
+          <w:sz w:val="20"/>
+        </w:rPr>
+        <w:t xml:space="preserve"> Cron </w:t>
+      </w:r>
+      <w:r>
+        <w:rPr>
+          <w:color w:val="404040"/>
+          <w:sz w:val="20"/>
+        </w:rPr>
+        <w:t>欄下方各有填寫提示</w:t>
       </w:r>
     </w:p>
     <w:p>
@@ -1398,19 +2511,32 @@
         <w:ind w:firstLine="482"/>
       </w:pPr>
       <w:r>
-        <w:t xml:space="preserve">Cron 表達式由五個欄位組成，依序為分、時、日、月、週幾，以空白分隔。例如 </w:t>
+        <w:lastRenderedPageBreak/>
+        <w:t xml:space="preserve">Cron </w:t>
       </w:r>
       <w:r>
-        <w:t>0 8 * * *</w:t>
+        <w:t>表達式由五個欄位組成，依序為分、時、日、月、週幾，以空白分隔。例如</w:t>
       </w:r>
       <w:r>
-        <w:t xml:space="preserve"> 表示每日台灣時間 08:00。</w:t>
+        <w:t xml:space="preserve"> </w:t>
+      </w:r>
+      <w:r>
+        <w:t xml:space="preserve">0 8 * * * </w:t>
+      </w:r>
+      <w:r>
+        <w:t>表示每日台灣時間</w:t>
+      </w:r>
+      <w:r>
+        <w:t xml:space="preserve"> 08:00</w:t>
+      </w:r>
+      <w:r>
+        <w:t>。</w:t>
       </w:r>
     </w:p>
     <w:p>
       <w:pPr>
         <w:spacing w:before="80" w:after="80"/>
-        <w:ind w:left="283" w:firstLine="0"/>
+        <w:ind w:left="283"/>
       </w:pPr>
       <w:r>
         <w:t>重要：</w:t>
@@ -1422,31 +2548,34 @@
         <w:t>週幾從週一起算</w:t>
       </w:r>
       <w:r>
-        <w:t>——</w:t>
+        <w:t xml:space="preserve">——0 </w:t>
       </w:r>
       <w:r>
-        <w:t>0</w:t>
+        <w:t>是週一、</w:t>
       </w:r>
       <w:r>
-        <w:t xml:space="preserve"> 是週一、</w:t>
+        <w:t xml:space="preserve">1 </w:t>
       </w:r>
       <w:r>
-        <w:t>1</w:t>
+        <w:t>是週二，依此類推到</w:t>
       </w:r>
       <w:r>
-        <w:t xml:space="preserve"> 是週二，依此類推到 </w:t>
+        <w:t xml:space="preserve"> 6 </w:t>
       </w:r>
       <w:r>
-        <w:t>6</w:t>
+        <w:t>是週日，且</w:t>
       </w:r>
       <w:r>
-        <w:t xml:space="preserve"> 是週日，且 </w:t>
+        <w:t xml:space="preserve"> 7 </w:t>
       </w:r>
       <w:r>
-        <w:t>7</w:t>
+        <w:t>不被接受。這與一般常見的寫法（週日為</w:t>
       </w:r>
       <w:r>
-        <w:t xml:space="preserve"> 不被接受。這與一般常見的寫法（週日為 0）</w:t>
+        <w:t xml:space="preserve"> 0</w:t>
+      </w:r>
+      <w:r>
+        <w:t>）</w:t>
       </w:r>
       <w:r>
         <w:rPr>
@@ -1455,49 +2584,66 @@
         <w:t>相差一天</w:t>
       </w:r>
       <w:r>
-        <w:t>，照常見寫法填會讓作業在錯誤的日子執行。填完後請以清單上的「執行時點」欄複核，該欄會把設定值換算成中文，例如顯示「每週一 10:00」。</w:t>
+        <w:t>，照常見寫法填會讓作業在錯誤的日子執行。填完後請以清單上的「執行時點」欄複核，該欄會把設定值換算成中文，例如顯示「每週一</w:t>
+      </w:r>
+      <w:r>
+        <w:t xml:space="preserve"> 10:00</w:t>
+      </w:r>
+      <w:r>
+        <w:t>」。</w:t>
       </w:r>
     </w:p>
     <w:p>
       <w:pPr>
         <w:pStyle w:val="2"/>
       </w:pPr>
+      <w:bookmarkStart w:id="8" w:name="_Toc243386604"/>
       <w:r>
         <w:t>四、暫停與恢復排程</w:t>
       </w:r>
+      <w:bookmarkEnd w:id="8"/>
     </w:p>
     <w:p>
       <w:pPr>
         <w:ind w:firstLine="482"/>
       </w:pPr>
       <w:r>
-        <w:t>於編輯卡片切換「啟用」開關，按「儲存」並於確認視窗按「確定儲存」即可。停用後該作業不再被觸發，清單的「狀態」欄顯示為停用、「下次執行」欄顯示「—」；重新啟用後即恢復，同樣即時生效。</w:t>
+        <w:t>於編輯卡片切換「啟用」開關，按「儲存」並於確認視窗按「確定儲存」即可。停用後該作業不再被觸發，清單的「狀態」欄顯示為停用、「下次執行」欄顯示「</w:t>
+      </w:r>
+      <w:r>
+        <w:t>—</w:t>
+      </w:r>
+      <w:r>
+        <w:t>」；重新啟用後即恢復，同樣即時生效。</w:t>
       </w:r>
     </w:p>
     <w:p>
       <w:pPr>
         <w:keepNext/>
         <w:spacing w:before="160" w:after="40"/>
-        <w:ind w:left="0" w:firstLine="0"/>
         <w:jc w:val="center"/>
       </w:pPr>
       <w:r>
+        <w:rPr>
+          <w:noProof/>
+        </w:rPr>
         <w:drawing>
-          <wp:inline xmlns:a="http://schemas.openxmlformats.org/drawingml/2006/main" xmlns:pic="http://schemas.openxmlformats.org/drawingml/2006/picture">
-            <wp:extent cx="5580000" cy="1152315"/>
+          <wp:inline distT="0" distB="0" distL="0" distR="0">
+            <wp:extent cx="5437097" cy="1122805"/>
+            <wp:effectExtent l="0" t="0" r="0" b="0"/>
             <wp:docPr id="4" name="Picture 4"/>
             <wp:cNvGraphicFramePr>
-              <a:graphicFrameLocks noChangeAspect="1"/>
+              <a:graphicFrameLocks xmlns:a="http://schemas.openxmlformats.org/drawingml/2006/main" noChangeAspect="1"/>
             </wp:cNvGraphicFramePr>
-            <a:graphic>
+            <a:graphic xmlns:a="http://schemas.openxmlformats.org/drawingml/2006/main">
               <a:graphicData uri="http://schemas.openxmlformats.org/drawingml/2006/picture">
-                <pic:pic>
+                <pic:pic xmlns:pic="http://schemas.openxmlformats.org/drawingml/2006/picture">
                   <pic:nvPicPr>
                     <pic:cNvPr id="0" name="dp06-04.png"/>
                     <pic:cNvPicPr/>
                   </pic:nvPicPr>
                   <pic:blipFill>
-                    <a:blip r:embed="rId12"/>
+                    <a:blip r:embed="rId11"/>
                     <a:stretch>
                       <a:fillRect/>
                     </a:stretch>
@@ -1505,9 +2651,11 @@
                   <pic:spPr>
                     <a:xfrm>
                       <a:off x="0" y="0"/>
-                      <a:ext cx="5580000" cy="1152315"/>
+                      <a:ext cx="5437097" cy="1122805"/>
                     </a:xfrm>
-                    <a:prstGeom prst="rect"/>
+                    <a:prstGeom prst="rect">
+                      <a:avLst/>
+                    </a:prstGeom>
                   </pic:spPr>
                 </pic:pic>
               </a:graphicData>
@@ -1519,7 +2667,6 @@
     <w:p>
       <w:pPr>
         <w:spacing w:after="160"/>
-        <w:ind w:firstLine="0"/>
         <w:jc w:val="center"/>
       </w:pPr>
       <w:r>
@@ -1527,16 +2674,32 @@
           <w:color w:val="404040"/>
           <w:sz w:val="20"/>
         </w:rPr>
-        <w:t>停用的排程「狀態」顯示停用、「下次執行」顯示「—」，其餘啟用中的排程照常列出下次執行時間</w:t>
+        <w:t>停用的排程「狀態」顯示停用、「下次執行」顯示「</w:t>
+      </w:r>
+      <w:r>
+        <w:rPr>
+          <w:color w:val="404040"/>
+          <w:sz w:val="20"/>
+        </w:rPr>
+        <w:t>—</w:t>
+      </w:r>
+      <w:r>
+        <w:rPr>
+          <w:color w:val="404040"/>
+          <w:sz w:val="20"/>
+        </w:rPr>
+        <w:t>」，其餘啟用中的排程照常列出下次執行時間</w:t>
       </w:r>
     </w:p>
     <w:p>
       <w:pPr>
         <w:pStyle w:val="2"/>
       </w:pPr>
+      <w:bookmarkStart w:id="9" w:name="_Toc243386605"/>
       <w:r>
         <w:t>五、修改作業名稱與說明</w:t>
       </w:r>
+      <w:bookmarkEnd w:id="9"/>
     </w:p>
     <w:p>
       <w:pPr>
@@ -1549,7 +2712,7 @@
     <w:p>
       <w:pPr>
         <w:spacing w:before="80" w:after="80"/>
-        <w:ind w:left="283" w:firstLine="0"/>
+        <w:ind w:left="283"/>
       </w:pPr>
       <w:r>
         <w:t>重要：</w:t>
@@ -1561,7 +2724,16 @@
         <w:t>說明欄不要寫執行時間</w:t>
       </w:r>
       <w:r>
-        <w:t>。執行時點已由「執行時點」與「Cron」兩欄呈現，且會隨設定變動；說明欄則不會跟著改。曾經發生過說明欄寫著舊時間、而實際執行時間早已調整的情形，那行字從此是假的。欄位下方的提示也寫明了這點。</w:t>
+        <w:t>。執行時點已由「執行時點」與「</w:t>
+      </w:r>
+      <w:r>
+        <w:t>Cron</w:t>
+      </w:r>
+      <w:r>
+        <w:t>」兩欄呈現，且會隨設定變動；說明欄則不會跟著改。曾經發生過說明欄</w:t>
+      </w:r>
+      <w:r>
+        <w:t>寫著舊時間、而實際執行時間早已調整的情形，那行字從此是假的。欄位下方的提示也寫明了這點。</w:t>
       </w:r>
     </w:p>
     <w:p>
@@ -1569,48 +2741,62 @@
         <w:ind w:firstLine="482"/>
       </w:pPr>
       <w:r>
-        <w:t>「Job ID」欄顯示為灰色且無法輸入——它是該作業的識別，更動會使系統找不到對應的執行程式。</w:t>
+        <w:t>「</w:t>
+      </w:r>
+      <w:r>
+        <w:t>Job ID</w:t>
+      </w:r>
+      <w:r>
+        <w:t>」欄顯示為灰色且無法輸入</w:t>
+      </w:r>
+      <w:r>
+        <w:t>——</w:t>
+      </w:r>
+      <w:r>
+        <w:t>它是該作業的識別，更動會使系統找不到對應的執行程式。</w:t>
       </w:r>
     </w:p>
     <w:p>
       <w:pPr>
         <w:pStyle w:val="1"/>
       </w:pPr>
+      <w:bookmarkStart w:id="10" w:name="_Toc243386606"/>
       <w:r>
+        <w:lastRenderedPageBreak/>
         <w:t>參、常見訊息與處置</w:t>
       </w:r>
+      <w:bookmarkEnd w:id="10"/>
     </w:p>
     <w:p>
       <w:pPr>
         <w:pStyle w:val="2"/>
       </w:pPr>
+      <w:bookmarkStart w:id="11" w:name="_Toc243386607"/>
       <w:r>
         <w:t>一、被擋下（動作沒有完成）</w:t>
       </w:r>
+      <w:bookmarkEnd w:id="11"/>
     </w:p>
     <w:tbl>
       <w:tblPr>
         <w:tblStyle w:val="aff2"/>
-        <w:tblW w:type="auto" w:w="0"/>
+        <w:tblW w:w="0" w:type="auto"/>
         <w:tblLayout w:type="fixed"/>
-        <w:tblLook w:firstColumn="1" w:firstRow="1" w:lastColumn="0" w:lastRow="0" w:noHBand="0" w:noVBand="1" w:val="04A0"/>
-        <w:tblLayout w:type="fixed"/>
+        <w:tblLook w:val="04A0" w:firstRow="1" w:lastRow="0" w:firstColumn="1" w:lastColumn="0" w:noHBand="0" w:noVBand="1"/>
       </w:tblPr>
       <w:tblGrid>
-        <w:gridCol w:w="4680"/>
-        <w:gridCol w:w="4680"/>
+        <w:gridCol w:w="3266"/>
+        <w:gridCol w:w="6094"/>
       </w:tblGrid>
       <w:tr>
         <w:tc>
           <w:tcPr>
-            <w:tcW w:type="dxa" w:w="3266"/>
+            <w:tcW w:w="3266" w:type="dxa"/>
           </w:tcPr>
           <w:p>
-            <w:r>
-              <w:rPr>
-                <w:b/>
-              </w:rPr>
-            </w:r>
+            <w:pPr>
+              <w:spacing w:before="60" w:after="60"/>
+            </w:pPr>
             <w:r>
               <w:rPr>
                 <w:b/>
@@ -1621,14 +2807,12 @@
         </w:tc>
         <w:tc>
           <w:tcPr>
-            <w:tcW w:type="dxa" w:w="6094"/>
+            <w:tcW w:w="6094" w:type="dxa"/>
           </w:tcPr>
           <w:p>
-            <w:r>
-              <w:rPr>
-                <w:b/>
-              </w:rPr>
-            </w:r>
+            <w:pPr>
+              <w:spacing w:before="60" w:after="60"/>
+            </w:pPr>
             <w:r>
               <w:rPr>
                 <w:b/>
@@ -1641,23 +2825,51 @@
       <w:tr>
         <w:tc>
           <w:tcPr>
-            <w:tcW w:type="dxa" w:w="3266"/>
+            <w:tcW w:w="3266" w:type="dxa"/>
           </w:tcPr>
           <w:p>
-            <w:r/>
+            <w:pPr>
+              <w:spacing w:before="60" w:after="60"/>
+            </w:pPr>
             <w:r>
-              <w:t>「cron 表達式不合法：……」</w:t>
+              <w:t>「</w:t>
+            </w:r>
+            <w:r>
+              <w:t xml:space="preserve">cron </w:t>
+            </w:r>
+            <w:r>
+              <w:t>表達式不合法：</w:t>
+            </w:r>
+            <w:r>
+              <w:t>……</w:t>
+            </w:r>
+            <w:r>
+              <w:t>」</w:t>
             </w:r>
           </w:p>
         </w:tc>
         <w:tc>
           <w:tcPr>
-            <w:tcW w:type="dxa" w:w="6094"/>
+            <w:tcW w:w="6094" w:type="dxa"/>
           </w:tcPr>
           <w:p>
-            <w:r/>
+            <w:pPr>
+              <w:spacing w:before="60" w:after="60"/>
+            </w:pPr>
             <w:r>
-              <w:t>格式有誤，訊息後半會指出原因。檢查是否為五個欄位、數值是否超出範圍（週幾只接受 0 到 6）</w:t>
+              <w:t>格式有誤，訊息後半會指出原因。檢查是否為五個欄位、數值是否超出範圍（週幾只接受</w:t>
+            </w:r>
+            <w:r>
+              <w:t xml:space="preserve"> 0 </w:t>
+            </w:r>
+            <w:r>
+              <w:t>到</w:t>
+            </w:r>
+            <w:r>
+              <w:t xml:space="preserve"> 6</w:t>
+            </w:r>
+            <w:r>
+              <w:t>）</w:t>
             </w:r>
           </w:p>
         </w:tc>
@@ -1665,10 +2877,12 @@
       <w:tr>
         <w:tc>
           <w:tcPr>
-            <w:tcW w:type="dxa" w:w="3266"/>
+            <w:tcW w:w="3266" w:type="dxa"/>
           </w:tcPr>
           <w:p>
-            <w:r/>
+            <w:pPr>
+              <w:spacing w:before="60" w:after="60"/>
+            </w:pPr>
             <w:r>
               <w:t>「需要模組管理者權限」</w:t>
             </w:r>
@@ -1676,10 +2890,12 @@
         </w:tc>
         <w:tc>
           <w:tcPr>
-            <w:tcW w:type="dxa" w:w="6094"/>
+            <w:tcW w:w="6094" w:type="dxa"/>
           </w:tcPr>
           <w:p>
-            <w:r/>
+            <w:pPr>
+              <w:spacing w:before="60" w:after="60"/>
+            </w:pPr>
             <w:r>
               <w:t>調整的排程屬於另一個模組。請洽該模組的管理者調整</w:t>
             </w:r>
@@ -1691,33 +2907,32 @@
       <w:pPr>
         <w:pStyle w:val="2"/>
       </w:pPr>
+      <w:bookmarkStart w:id="12" w:name="_Toc243386608"/>
       <w:r>
         <w:t>二、其他情況</w:t>
       </w:r>
+      <w:bookmarkEnd w:id="12"/>
     </w:p>
     <w:tbl>
       <w:tblPr>
         <w:tblStyle w:val="aff2"/>
-        <w:tblW w:type="auto" w:w="0"/>
+        <w:tblW w:w="0" w:type="auto"/>
         <w:tblLayout w:type="fixed"/>
-        <w:tblLook w:firstColumn="1" w:firstRow="1" w:lastColumn="0" w:lastRow="0" w:noHBand="0" w:noVBand="1" w:val="04A0"/>
-        <w:tblLayout w:type="fixed"/>
+        <w:tblLook w:val="04A0" w:firstRow="1" w:lastRow="0" w:firstColumn="1" w:lastColumn="0" w:noHBand="0" w:noVBand="1"/>
       </w:tblPr>
       <w:tblGrid>
-        <w:gridCol w:w="4680"/>
-        <w:gridCol w:w="4680"/>
+        <w:gridCol w:w="4017"/>
+        <w:gridCol w:w="5343"/>
       </w:tblGrid>
       <w:tr>
         <w:tc>
           <w:tcPr>
-            <w:tcW w:type="dxa" w:w="4017"/>
+            <w:tcW w:w="4017" w:type="dxa"/>
           </w:tcPr>
           <w:p>
-            <w:r>
-              <w:rPr>
-                <w:b/>
-              </w:rPr>
-            </w:r>
+            <w:pPr>
+              <w:spacing w:before="60" w:after="60"/>
+            </w:pPr>
             <w:r>
               <w:rPr>
                 <w:b/>
@@ -1728,14 +2943,12 @@
         </w:tc>
         <w:tc>
           <w:tcPr>
-            <w:tcW w:type="dxa" w:w="5343"/>
+            <w:tcW w:w="5343" w:type="dxa"/>
           </w:tcPr>
           <w:p>
-            <w:r>
-              <w:rPr>
-                <w:b/>
-              </w:rPr>
-            </w:r>
+            <w:pPr>
+              <w:spacing w:before="60" w:after="60"/>
+            </w:pPr>
             <w:r>
               <w:rPr>
                 <w:b/>
@@ -1748,21 +2961,31 @@
       <w:tr>
         <w:tc>
           <w:tcPr>
-            <w:tcW w:type="dxa" w:w="4017"/>
+            <w:tcW w:w="4017" w:type="dxa"/>
           </w:tcPr>
           <w:p>
-            <w:r/>
+            <w:pPr>
+              <w:spacing w:before="60" w:after="60"/>
+            </w:pPr>
             <w:r>
-              <w:t>清單中某作業的「下次執行」顯示「—」</w:t>
+              <w:t>清單中某作業的「下次執行」顯示「</w:t>
+            </w:r>
+            <w:r>
+              <w:t>—</w:t>
+            </w:r>
+            <w:r>
+              <w:t>」</w:t>
             </w:r>
           </w:p>
         </w:tc>
         <w:tc>
           <w:tcPr>
-            <w:tcW w:type="dxa" w:w="5343"/>
+            <w:tcW w:w="5343" w:type="dxa"/>
           </w:tcPr>
           <w:p>
-            <w:r/>
+            <w:pPr>
+              <w:spacing w:before="60" w:after="60"/>
+            </w:pPr>
             <w:r>
               <w:t>該作業目前為停用狀態，不會被觸發</w:t>
             </w:r>
@@ -1772,23 +2995,39 @@
       <w:tr>
         <w:tc>
           <w:tcPr>
-            <w:tcW w:type="dxa" w:w="4017"/>
+            <w:tcW w:w="4017" w:type="dxa"/>
           </w:tcPr>
           <w:p>
-            <w:r/>
+            <w:pPr>
+              <w:spacing w:before="60" w:after="60"/>
+            </w:pPr>
             <w:r>
-              <w:t>「執行時點」欄顯示「—」，但「下次執行」有時間</w:t>
+              <w:t>「執行時點」欄顯示「</w:t>
+            </w:r>
+            <w:r>
+              <w:t>—</w:t>
+            </w:r>
+            <w:r>
+              <w:t>」，但「下次執行」有時間</w:t>
             </w:r>
           </w:p>
         </w:tc>
         <w:tc>
           <w:tcPr>
-            <w:tcW w:type="dxa" w:w="5343"/>
+            <w:tcW w:w="5343" w:type="dxa"/>
           </w:tcPr>
           <w:p>
-            <w:r/>
+            <w:pPr>
+              <w:spacing w:before="60" w:after="60"/>
+            </w:pPr>
             <w:r>
-              <w:t>該表達式為區間或多值寫法，無法換算為單一時點，屬正常；設定值見 Cron 欄</w:t>
+              <w:t>該表達式為區間或多值寫法，無法換算為單一時點，屬正常；設定值見</w:t>
+            </w:r>
+            <w:r>
+              <w:t xml:space="preserve"> Cron </w:t>
+            </w:r>
+            <w:r>
+              <w:t>欄</w:t>
             </w:r>
           </w:p>
         </w:tc>
@@ -1796,10 +3035,12 @@
       <w:tr>
         <w:tc>
           <w:tcPr>
-            <w:tcW w:type="dxa" w:w="4017"/>
+            <w:tcW w:w="4017" w:type="dxa"/>
           </w:tcPr>
           <w:p>
-            <w:r/>
+            <w:pPr>
+              <w:spacing w:before="60" w:after="60"/>
+            </w:pPr>
             <w:r>
               <w:t>其他管理者調整時點後，畫面上的「下次執行」仍是舊時間</w:t>
             </w:r>
@@ -1807,10 +3048,12 @@
         </w:tc>
         <w:tc>
           <w:tcPr>
-            <w:tcW w:type="dxa" w:w="5343"/>
+            <w:tcW w:w="5343" w:type="dxa"/>
           </w:tcPr>
           <w:p>
-            <w:r/>
+            <w:pPr>
+              <w:spacing w:before="60" w:after="60"/>
+            </w:pPr>
             <w:r>
               <w:t>變更已即時生效，畫面只是尚未取得最新資料。離開本作業後再進入，即可看到依新設定算出的時間</w:t>
             </w:r>
@@ -1820,10 +3063,12 @@
       <w:tr>
         <w:tc>
           <w:tcPr>
-            <w:tcW w:type="dxa" w:w="4017"/>
+            <w:tcW w:w="4017" w:type="dxa"/>
           </w:tcPr>
           <w:p>
-            <w:r/>
+            <w:pPr>
+              <w:spacing w:before="60" w:after="60"/>
+            </w:pPr>
             <w:r>
               <w:t>排程在預期的日子沒有執行</w:t>
             </w:r>
@@ -1831,19 +3076,28 @@
         </w:tc>
         <w:tc>
           <w:tcPr>
-            <w:tcW w:type="dxa" w:w="5343"/>
+            <w:tcW w:w="5343" w:type="dxa"/>
           </w:tcPr>
           <w:p>
-            <w:r/>
+            <w:pPr>
+              <w:spacing w:before="60" w:after="60"/>
+            </w:pPr>
             <w:r>
-              <w:t>先確認「執行時點」欄換算出的星期是否為預期的那天——週幾的編號從週一起算，照常見寫法填會差一天</w:t>
+              <w:t>先確認「執行時點」欄換算出的星期是否為預期的那天</w:t>
+            </w:r>
+            <w:r>
+              <w:t>——</w:t>
+            </w:r>
+            <w:r>
+              <w:t>週幾的編號從週一起算，照常見寫法填會差一天</w:t>
             </w:r>
           </w:p>
         </w:tc>
       </w:tr>
     </w:tbl>
+    <w:p/>
     <w:sectPr>
-      <w:footerReference w:type="default" r:id="rId46"/>
+      <w:footerReference w:type="default" r:id="rId12"/>
       <w:pgSz w:w="12240" w:h="15840"/>
       <w:pgMar w:top="1440" w:right="1440" w:bottom="1440" w:left="1440" w:header="720" w:footer="720" w:gutter="0"/>
       <w:pgNumType w:start="1"/>
@@ -1884,16 +3138,6 @@
   <w:p>
     <w:pPr>
       <w:pStyle w:val="a5"/>
-    </w:pPr>
-  </w:p>
-</w:ftr>
-</file>
-
-<file path=word/footer2.xml><?xml version="1.0" encoding="utf-8"?>
-<w:ftr xmlns:wpc="http://schemas.microsoft.com/office/word/2010/wordprocessingCanvas" xmlns:cx="http://schemas.microsoft.com/office/drawing/2014/chartex" xmlns:cx1="http://schemas.microsoft.com/office/drawing/2015/9/8/chartex" xmlns:cx2="http://schemas.microsoft.com/office/drawing/2015/10/21/chartex" xmlns:cx3="http://schemas.microsoft.com/office/drawing/2016/5/9/chartex" xmlns:cx4="http://schemas.microsoft.com/office/drawing/2016/5/10/chartex" xmlns:cx5="http://schemas.microsoft.com/office/drawing/2016/5/11/chartex" xmlns:cx6="http://schemas.microsoft.com/office/drawing/2016/5/12/chartex" xmlns:cx7="http://schemas.microsoft.com/office/drawing/2016/5/13/chartex" xmlns:cx8="http://schemas.microsoft.com/office/drawing/2016/5/14/chartex" xmlns:mc="http://schemas.openxmlformats.org/markup-compatibility/2006" xmlns:aink="http://schemas.microsoft.com/office/drawing/2016/ink" xmlns:am3d="http://schemas.microsoft.com/office/drawing/2017/model3d" xmlns:o="urn:schemas-microsoft-com:office:office" xmlns:r="http://schemas.openxmlformats.org/officeDocument/2006/relationships" xmlns:m="http://schemas.openxmlformats.org/officeDocument/2006/math" xmlns:v="urn:schemas-microsoft-com:vml" xmlns:wp14="http://schemas.microsoft.com/office/word/2010/wordprocessingDrawing" xmlns:wp="http://schemas.openxmlformats.org/drawingml/2006/wordprocessingDrawing" xmlns:w10="urn:schemas-microsoft-com:office:word" xmlns:w="http://schemas.openxmlformats.org/wordprocessingml/2006/main" xmlns:w14="http://schemas.microsoft.com/office/word/2010/wordml" xmlns:w15="http://schemas.microsoft.com/office/word/2012/wordml" xmlns:w16cid="http://schemas.microsoft.com/office/word/2016/wordml/cid" xmlns:w16se="http://schemas.microsoft.com/office/word/2015/wordml/symex" xmlns:wpg="http://schemas.microsoft.com/office/word/2010/wordprocessingGroup" xmlns:wpi="http://schemas.microsoft.com/office/word/2010/wordprocessingInk" xmlns:wne="http://schemas.microsoft.com/office/word/2006/wordml" xmlns:wps="http://schemas.microsoft.com/office/word/2010/wordprocessingShape" mc:Ignorable="w14 w15 w16se w16cid wp14">
-  <w:p>
-    <w:pPr>
-      <w:pStyle w:val="a5"/>
       <w:jc w:val="center"/>
     </w:pPr>
     <w:r>
@@ -1957,7 +3201,7 @@
         <w:noProof/>
         <w:sz w:val="20"/>
       </w:rPr>
-      <w:t>39</w:t>
+      <w:t>5</w:t>
     </w:r>
     <w:r>
       <w:rPr>
@@ -1997,6 +3241,64 @@
 <file path=word/numbering.xml><?xml version="1.0" encoding="utf-8"?>
 <w:numbering xmlns:wpc="http://schemas.microsoft.com/office/word/2010/wordprocessingCanvas" xmlns:cx="http://schemas.microsoft.com/office/drawing/2014/chartex" xmlns:cx1="http://schemas.microsoft.com/office/drawing/2015/9/8/chartex" xmlns:cx2="http://schemas.microsoft.com/office/drawing/2015/10/21/chartex" xmlns:cx3="http://schemas.microsoft.com/office/drawing/2016/5/9/chartex" xmlns:cx4="http://schemas.microsoft.com/office/drawing/2016/5/10/chartex" xmlns:cx5="http://schemas.microsoft.com/office/drawing/2016/5/11/chartex" xmlns:cx6="http://schemas.microsoft.com/office/drawing/2016/5/12/chartex" xmlns:cx7="http://schemas.microsoft.com/office/drawing/2016/5/13/chartex" xmlns:cx8="http://schemas.microsoft.com/office/drawing/2016/5/14/chartex" xmlns:mc="http://schemas.openxmlformats.org/markup-compatibility/2006" xmlns:aink="http://schemas.microsoft.com/office/drawing/2016/ink" xmlns:am3d="http://schemas.microsoft.com/office/drawing/2017/model3d" xmlns:o="urn:schemas-microsoft-com:office:office" xmlns:r="http://schemas.openxmlformats.org/officeDocument/2006/relationships" xmlns:m="http://schemas.openxmlformats.org/officeDocument/2006/math" xmlns:v="urn:schemas-microsoft-com:vml" xmlns:wp14="http://schemas.microsoft.com/office/word/2010/wordprocessingDrawing" xmlns:wp="http://schemas.openxmlformats.org/drawingml/2006/wordprocessingDrawing" xmlns:w10="urn:schemas-microsoft-com:office:word" xmlns:w="http://schemas.openxmlformats.org/wordprocessingml/2006/main" xmlns:w14="http://schemas.microsoft.com/office/word/2010/wordml" xmlns:w15="http://schemas.microsoft.com/office/word/2012/wordml" xmlns:w16cid="http://schemas.microsoft.com/office/word/2016/wordml/cid" xmlns:w16se="http://schemas.microsoft.com/office/word/2015/wordml/symex" xmlns:wpg="http://schemas.microsoft.com/office/word/2010/wordprocessingGroup" xmlns:wpi="http://schemas.microsoft.com/office/word/2010/wordprocessingInk" xmlns:wne="http://schemas.microsoft.com/office/word/2006/wordml" xmlns:wps="http://schemas.microsoft.com/office/word/2010/wordprocessingShape" mc:Ignorable="w14 w15 w16se w16cid wp14">
   <w:abstractNum w:abstractNumId="0" w15:restartNumberingAfterBreak="0">
+    <w:nsid w:val="0BD80502"/>
+    <w:multiLevelType w:val="multilevel"/>
+    <w:tmpl w:val="7E5AE77C"/>
+    <w:lvl w:ilvl="0">
+      <w:start w:val="1"/>
+      <w:numFmt w:val="bullet"/>
+      <w:lvlText w:val="●"/>
+      <w:lvlJc w:val="left"/>
+      <w:pPr>
+        <w:ind w:left="482" w:hanging="482"/>
+      </w:pPr>
+    </w:lvl>
+    <w:lvl w:ilvl="1">
+      <w:start w:val="1"/>
+      <w:numFmt w:val="bullet"/>
+      <w:lvlText w:val="●"/>
+      <w:lvlJc w:val="left"/>
+      <w:pPr>
+        <w:ind w:left="1440" w:hanging="480"/>
+      </w:pPr>
+    </w:lvl>
+    <w:lvl w:ilvl="2">
+      <w:numFmt w:val="decimal"/>
+      <w:lvlText w:val=""/>
+      <w:lvlJc w:val="left"/>
+    </w:lvl>
+    <w:lvl w:ilvl="3">
+      <w:numFmt w:val="decimal"/>
+      <w:lvlText w:val=""/>
+      <w:lvlJc w:val="left"/>
+    </w:lvl>
+    <w:lvl w:ilvl="4">
+      <w:numFmt w:val="decimal"/>
+      <w:lvlText w:val=""/>
+      <w:lvlJc w:val="left"/>
+    </w:lvl>
+    <w:lvl w:ilvl="5">
+      <w:numFmt w:val="decimal"/>
+      <w:lvlText w:val=""/>
+      <w:lvlJc w:val="left"/>
+    </w:lvl>
+    <w:lvl w:ilvl="6">
+      <w:numFmt w:val="decimal"/>
+      <w:lvlText w:val=""/>
+      <w:lvlJc w:val="left"/>
+    </w:lvl>
+    <w:lvl w:ilvl="7">
+      <w:numFmt w:val="decimal"/>
+      <w:lvlText w:val=""/>
+      <w:lvlJc w:val="left"/>
+    </w:lvl>
+    <w:lvl w:ilvl="8">
+      <w:numFmt w:val="decimal"/>
+      <w:lvlText w:val=""/>
+      <w:lvlJc w:val="left"/>
+    </w:lvl>
+  </w:abstractNum>
+  <w:abstractNum w:abstractNumId="1" w15:restartNumberingAfterBreak="0">
     <w:nsid w:val="1ABC44C1"/>
     <w:multiLevelType w:val="singleLevel"/>
     <w:tmpl w:val="DB806158"/>
@@ -2013,7 +3315,7 @@
       </w:rPr>
     </w:lvl>
   </w:abstractNum>
-  <w:abstractNum w:abstractNumId="1" w15:restartNumberingAfterBreak="0">
+  <w:abstractNum w:abstractNumId="2" w15:restartNumberingAfterBreak="0">
     <w:nsid w:val="7CDE1FC3"/>
     <w:multiLevelType w:val="hybridMultilevel"/>
     <w:tmpl w:val="7EACF0CE"/>
@@ -2077,237 +3379,226 @@
       <w:lvlJc w:val="left"/>
     </w:lvl>
   </w:abstractNum>
-  <w:abstractNum w:abstractNumId="900">
-    <w:lvl w:ilvl="0">
-      <w:start w:val="1"/>
-      <w:numFmt w:val="bullet"/>
-      <w:lvlText w:val="●"/>
-      <w:lvlJc w:val="left"/>
-      <w:pPr>
-        <w:ind w:left="482" w:hanging="482"/>
-      </w:pPr>
-    </w:lvl>
-  </w:abstractNum>
   <w:num w:numId="1">
-    <w:abstractNumId w:val="0"/>
+    <w:abstractNumId w:val="1"/>
     <w:lvlOverride w:ilvl="0">
       <w:startOverride w:val="1"/>
     </w:lvlOverride>
   </w:num>
   <w:num w:numId="2">
-    <w:abstractNumId w:val="0"/>
+    <w:abstractNumId w:val="1"/>
     <w:lvlOverride w:ilvl="0">
       <w:startOverride w:val="1"/>
     </w:lvlOverride>
   </w:num>
   <w:num w:numId="3">
-    <w:abstractNumId w:val="0"/>
+    <w:abstractNumId w:val="1"/>
     <w:lvlOverride w:ilvl="0">
       <w:startOverride w:val="1"/>
     </w:lvlOverride>
   </w:num>
   <w:num w:numId="4">
+    <w:abstractNumId w:val="2"/>
+    <w:lvlOverride w:ilvl="0">
+      <w:startOverride w:val="1"/>
+    </w:lvlOverride>
+  </w:num>
+  <w:num w:numId="5">
     <w:abstractNumId w:val="1"/>
     <w:lvlOverride w:ilvl="0">
       <w:startOverride w:val="1"/>
     </w:lvlOverride>
   </w:num>
-  <w:num w:numId="5">
-    <w:abstractNumId w:val="0"/>
-    <w:lvlOverride w:ilvl="0">
-      <w:startOverride w:val="1"/>
-    </w:lvlOverride>
-  </w:num>
   <w:num w:numId="6">
-    <w:abstractNumId w:val="0"/>
+    <w:abstractNumId w:val="1"/>
     <w:lvlOverride w:ilvl="0">
       <w:startOverride w:val="1"/>
     </w:lvlOverride>
   </w:num>
   <w:num w:numId="7">
-    <w:abstractNumId w:val="0"/>
+    <w:abstractNumId w:val="1"/>
     <w:lvlOverride w:ilvl="0">
       <w:startOverride w:val="1"/>
     </w:lvlOverride>
   </w:num>
   <w:num w:numId="8">
-    <w:abstractNumId w:val="0"/>
+    <w:abstractNumId w:val="1"/>
     <w:lvlOverride w:ilvl="0">
       <w:startOverride w:val="1"/>
     </w:lvlOverride>
   </w:num>
   <w:num w:numId="9">
-    <w:abstractNumId w:val="0"/>
+    <w:abstractNumId w:val="1"/>
     <w:lvlOverride w:ilvl="0">
       <w:startOverride w:val="1"/>
     </w:lvlOverride>
   </w:num>
   <w:num w:numId="10">
-    <w:abstractNumId w:val="0"/>
+    <w:abstractNumId w:val="1"/>
     <w:lvlOverride w:ilvl="0">
       <w:startOverride w:val="1"/>
     </w:lvlOverride>
   </w:num>
   <w:num w:numId="11">
-    <w:abstractNumId w:val="0"/>
+    <w:abstractNumId w:val="1"/>
     <w:lvlOverride w:ilvl="0">
       <w:startOverride w:val="1"/>
     </w:lvlOverride>
   </w:num>
   <w:num w:numId="12">
-    <w:abstractNumId w:val="0"/>
+    <w:abstractNumId w:val="1"/>
     <w:lvlOverride w:ilvl="0">
       <w:startOverride w:val="1"/>
     </w:lvlOverride>
   </w:num>
   <w:num w:numId="13">
-    <w:abstractNumId w:val="0"/>
+    <w:abstractNumId w:val="1"/>
     <w:lvlOverride w:ilvl="0">
       <w:startOverride w:val="1"/>
     </w:lvlOverride>
   </w:num>
   <w:num w:numId="14">
-    <w:abstractNumId w:val="0"/>
+    <w:abstractNumId w:val="1"/>
     <w:lvlOverride w:ilvl="0">
       <w:startOverride w:val="1"/>
     </w:lvlOverride>
   </w:num>
   <w:num w:numId="15">
-    <w:abstractNumId w:val="0"/>
+    <w:abstractNumId w:val="1"/>
     <w:lvlOverride w:ilvl="0">
       <w:startOverride w:val="1"/>
     </w:lvlOverride>
   </w:num>
   <w:num w:numId="16">
-    <w:abstractNumId w:val="0"/>
+    <w:abstractNumId w:val="1"/>
     <w:lvlOverride w:ilvl="0">
       <w:startOverride w:val="1"/>
     </w:lvlOverride>
   </w:num>
   <w:num w:numId="17">
-    <w:abstractNumId w:val="0"/>
+    <w:abstractNumId w:val="1"/>
     <w:lvlOverride w:ilvl="0">
       <w:startOverride w:val="1"/>
     </w:lvlOverride>
   </w:num>
   <w:num w:numId="18">
-    <w:abstractNumId w:val="0"/>
+    <w:abstractNumId w:val="1"/>
     <w:lvlOverride w:ilvl="0">
       <w:startOverride w:val="1"/>
     </w:lvlOverride>
   </w:num>
   <w:num w:numId="19">
-    <w:abstractNumId w:val="0"/>
+    <w:abstractNumId w:val="1"/>
     <w:lvlOverride w:ilvl="0">
       <w:startOverride w:val="1"/>
     </w:lvlOverride>
   </w:num>
   <w:num w:numId="20">
-    <w:abstractNumId w:val="0"/>
+    <w:abstractNumId w:val="1"/>
     <w:lvlOverride w:ilvl="0">
       <w:startOverride w:val="1"/>
     </w:lvlOverride>
   </w:num>
   <w:num w:numId="21">
-    <w:abstractNumId w:val="0"/>
+    <w:abstractNumId w:val="1"/>
     <w:lvlOverride w:ilvl="0">
       <w:startOverride w:val="1"/>
     </w:lvlOverride>
   </w:num>
   <w:num w:numId="22">
-    <w:abstractNumId w:val="0"/>
+    <w:abstractNumId w:val="1"/>
     <w:lvlOverride w:ilvl="0">
       <w:startOverride w:val="1"/>
     </w:lvlOverride>
   </w:num>
   <w:num w:numId="23">
-    <w:abstractNumId w:val="0"/>
+    <w:abstractNumId w:val="1"/>
     <w:lvlOverride w:ilvl="0">
       <w:startOverride w:val="1"/>
     </w:lvlOverride>
   </w:num>
   <w:num w:numId="24">
-    <w:abstractNumId w:val="0"/>
+    <w:abstractNumId w:val="1"/>
     <w:lvlOverride w:ilvl="0">
       <w:startOverride w:val="1"/>
     </w:lvlOverride>
   </w:num>
   <w:num w:numId="25">
-    <w:abstractNumId w:val="0"/>
+    <w:abstractNumId w:val="1"/>
     <w:lvlOverride w:ilvl="0">
       <w:startOverride w:val="1"/>
     </w:lvlOverride>
   </w:num>
   <w:num w:numId="26">
-    <w:abstractNumId w:val="0"/>
+    <w:abstractNumId w:val="1"/>
     <w:lvlOverride w:ilvl="0">
       <w:startOverride w:val="1"/>
     </w:lvlOverride>
   </w:num>
   <w:num w:numId="27">
-    <w:abstractNumId w:val="0"/>
+    <w:abstractNumId w:val="1"/>
     <w:lvlOverride w:ilvl="0">
       <w:startOverride w:val="1"/>
     </w:lvlOverride>
   </w:num>
   <w:num w:numId="28">
-    <w:abstractNumId w:val="0"/>
+    <w:abstractNumId w:val="1"/>
     <w:lvlOverride w:ilvl="0">
       <w:startOverride w:val="1"/>
     </w:lvlOverride>
   </w:num>
   <w:num w:numId="29">
-    <w:abstractNumId w:val="0"/>
+    <w:abstractNumId w:val="1"/>
     <w:lvlOverride w:ilvl="0">
       <w:startOverride w:val="1"/>
     </w:lvlOverride>
   </w:num>
   <w:num w:numId="30">
-    <w:abstractNumId w:val="0"/>
+    <w:abstractNumId w:val="1"/>
     <w:lvlOverride w:ilvl="0">
       <w:startOverride w:val="1"/>
     </w:lvlOverride>
   </w:num>
   <w:num w:numId="31">
-    <w:abstractNumId w:val="0"/>
+    <w:abstractNumId w:val="1"/>
     <w:lvlOverride w:ilvl="0">
       <w:startOverride w:val="1"/>
     </w:lvlOverride>
   </w:num>
   <w:num w:numId="32">
-    <w:abstractNumId w:val="0"/>
+    <w:abstractNumId w:val="1"/>
     <w:lvlOverride w:ilvl="0">
       <w:startOverride w:val="1"/>
     </w:lvlOverride>
   </w:num>
   <w:num w:numId="33">
-    <w:abstractNumId w:val="0"/>
+    <w:abstractNumId w:val="1"/>
     <w:lvlOverride w:ilvl="0">
       <w:startOverride w:val="1"/>
     </w:lvlOverride>
   </w:num>
   <w:num w:numId="34">
-    <w:abstractNumId w:val="0"/>
+    <w:abstractNumId w:val="1"/>
     <w:lvlOverride w:ilvl="0">
       <w:startOverride w:val="1"/>
     </w:lvlOverride>
   </w:num>
   <w:num w:numId="35">
-    <w:abstractNumId w:val="0"/>
+    <w:abstractNumId w:val="1"/>
     <w:lvlOverride w:ilvl="0">
       <w:startOverride w:val="1"/>
     </w:lvlOverride>
   </w:num>
   <w:num w:numId="36">
-    <w:abstractNumId w:val="0"/>
+    <w:abstractNumId w:val="1"/>
     <w:lvlOverride w:ilvl="0">
       <w:startOverride w:val="1"/>
     </w:lvlOverride>
   </w:num>
+  <w:num w:numId="37">
+    <w:abstractNumId w:val="0"/>
+  </w:num>
   <w:numIdMacAtCleanup w:val="36"/>
-  <w:num w:numId="900">
-    <w:abstractNumId w:val="900"/>
-  </w:num>
 </w:numbering>
 </file>
 
@@ -14073,7 +15364,7 @@
 </file>
 
 <file path=customXml/itemProps1.xml><?xml version="1.0" encoding="utf-8"?>
-<ds:datastoreItem xmlns:ds="http://schemas.openxmlformats.org/officeDocument/2006/customXml" ds:itemID="{F5433768-CC8D-4AF3-B2C9-4B3C2D302557}">
+<ds:datastoreItem xmlns:ds="http://schemas.openxmlformats.org/officeDocument/2006/customXml" ds:itemID="{6AEDD1A8-0D65-44E0-ACF3-175860CA6261}">
   <ds:schemaRefs>
     <ds:schemaRef ds:uri="http://schemas.openxmlformats.org/officeDocument/2006/bibliography"/>
   </ds:schemaRefs>
